--- a/templates/three_employees.example.docx
+++ b/templates/three_employees.example.docx
@@ -4,7 +4,7 @@
   <w:body>
     <w:p>
       <w:pPr>
-        <w:pStyle w:val="Основной текст"/>
+        <w:pStyle w:val="Основной текст A"/>
         <w:jc w:val="right"/>
       </w:pPr>
       <w:r>
@@ -16,14 +16,38 @@
           <w:lang w:val="en-US"/>
         </w:rPr>
         <w:t>ООО «Компания»</w:t>
+        <w:br w:type="textWrapping"/>
+        <w:t>ИНН</w:t>
+      </w:r>
+      <w:r>
+        <w:rPr>
+          <w:rFonts w:ascii="Times New Roman" w:hAnsi="Times New Roman"/>
+          <w:sz w:val="20"/>
+          <w:szCs w:val="20"/>
+          <w:rtl w:val="0"/>
+          <w:lang w:val="en-US"/>
+        </w:rPr>
+        <w:t>: 1234567890</w:t>
       </w:r>
       <w:r>
         <w:rPr>
           <w:rFonts w:ascii="Times New Roman" w:cs="Times New Roman" w:hAnsi="Times New Roman" w:eastAsia="Times New Roman"/>
           <w:sz w:val="20"/>
           <w:szCs w:val="20"/>
+          <w:rtl w:val="0"/>
         </w:rPr>
         <w:br w:type="textWrapping"/>
+        <w:t>г</w:t>
+      </w:r>
+      <w:r>
+        <w:rPr>
+          <w:rFonts w:ascii="Times New Roman" w:hAnsi="Times New Roman"/>
+          <w:sz w:val="20"/>
+          <w:szCs w:val="20"/>
+          <w:rtl w:val="0"/>
+          <w:lang w:val="en-US"/>
+        </w:rPr>
+        <w:t xml:space="preserve">. </w:t>
       </w:r>
       <w:r>
         <w:rPr>
@@ -33,7 +57,7 @@
           <w:rtl w:val="0"/>
           <w:lang w:val="en-US"/>
         </w:rPr>
-        <w:t>ИНН</w:t>
+        <w:t>Москва</w:t>
       </w:r>
       <w:r>
         <w:rPr>
@@ -41,16 +65,9 @@
           <w:sz w:val="20"/>
           <w:szCs w:val="20"/>
           <w:rtl w:val="0"/>
-        </w:rPr>
-        <w:t>: 1234567890</w:t>
-      </w:r>
-      <w:r>
-        <w:rPr>
-          <w:rFonts w:ascii="Times New Roman" w:cs="Times New Roman" w:hAnsi="Times New Roman" w:eastAsia="Times New Roman"/>
-          <w:sz w:val="20"/>
-          <w:szCs w:val="20"/>
-        </w:rPr>
-        <w:br w:type="textWrapping"/>
+          <w:lang w:val="en-US"/>
+        </w:rPr>
+        <w:t xml:space="preserve">, </w:t>
       </w:r>
       <w:r>
         <w:rPr>
@@ -60,7 +77,7 @@
           <w:rtl w:val="0"/>
           <w:lang w:val="en-US"/>
         </w:rPr>
-        <w:t>г</w:t>
+        <w:t>ул</w:t>
       </w:r>
       <w:r>
         <w:rPr>
@@ -68,6 +85,7 @@
           <w:sz w:val="20"/>
           <w:szCs w:val="20"/>
           <w:rtl w:val="0"/>
+          <w:lang w:val="en-US"/>
         </w:rPr>
         <w:t xml:space="preserve">. </w:t>
       </w:r>
@@ -79,7 +97,7 @@
           <w:rtl w:val="0"/>
           <w:lang w:val="en-US"/>
         </w:rPr>
-        <w:t>Москва</w:t>
+        <w:t>Примерная</w:t>
       </w:r>
       <w:r>
         <w:rPr>
@@ -87,6 +105,7 @@
           <w:sz w:val="20"/>
           <w:szCs w:val="20"/>
           <w:rtl w:val="0"/>
+          <w:lang w:val="en-US"/>
         </w:rPr>
         <w:t xml:space="preserve">, </w:t>
       </w:r>
@@ -98,7 +117,7 @@
           <w:rtl w:val="0"/>
           <w:lang w:val="en-US"/>
         </w:rPr>
-        <w:t>ул</w:t>
+        <w:t>д</w:t>
       </w:r>
       <w:r>
         <w:rPr>
@@ -106,56 +125,19 @@
           <w:sz w:val="20"/>
           <w:szCs w:val="20"/>
           <w:rtl w:val="0"/>
-        </w:rPr>
-        <w:t xml:space="preserve">. </w:t>
-      </w:r>
-      <w:r>
-        <w:rPr>
-          <w:rFonts w:ascii="Times New Roman" w:hAnsi="Times New Roman" w:hint="default"/>
-          <w:sz w:val="20"/>
-          <w:szCs w:val="20"/>
-          <w:rtl w:val="0"/>
-          <w:lang w:val="en-US"/>
-        </w:rPr>
-        <w:t>Примерная</w:t>
-      </w:r>
-      <w:r>
-        <w:rPr>
-          <w:rFonts w:ascii="Times New Roman" w:hAnsi="Times New Roman"/>
-          <w:sz w:val="20"/>
-          <w:szCs w:val="20"/>
-          <w:rtl w:val="0"/>
-        </w:rPr>
-        <w:t xml:space="preserve">, </w:t>
-      </w:r>
-      <w:r>
-        <w:rPr>
-          <w:rFonts w:ascii="Times New Roman" w:hAnsi="Times New Roman" w:hint="default"/>
-          <w:sz w:val="20"/>
-          <w:szCs w:val="20"/>
-          <w:rtl w:val="0"/>
-          <w:lang w:val="en-US"/>
-        </w:rPr>
-        <w:t>д</w:t>
-      </w:r>
-      <w:r>
-        <w:rPr>
-          <w:rFonts w:ascii="Times New Roman" w:hAnsi="Times New Roman"/>
-          <w:sz w:val="20"/>
-          <w:szCs w:val="20"/>
-          <w:rtl w:val="0"/>
+          <w:lang w:val="en-US"/>
         </w:rPr>
         <w:t>. 1</w:t>
       </w:r>
     </w:p>
     <w:p>
       <w:pPr>
-        <w:pStyle w:val="Основной текст"/>
+        <w:pStyle w:val="Основной текст A"/>
       </w:pPr>
     </w:p>
     <w:p>
       <w:pPr>
-        <w:pStyle w:val="Основной текст"/>
+        <w:pStyle w:val="Основной текст A"/>
         <w:spacing w:after="120"/>
         <w:jc w:val="center"/>
       </w:pPr>
@@ -172,7 +154,7 @@
     </w:p>
     <w:p>
       <w:pPr>
-        <w:pStyle w:val="Основной текст"/>
+        <w:pStyle w:val="Основной текст A"/>
         <w:spacing w:after="240"/>
         <w:jc w:val="center"/>
       </w:pPr>
@@ -192,6 +174,7 @@
           <w:sz w:val="24"/>
           <w:szCs w:val="24"/>
           <w:rtl w:val="0"/>
+          <w:lang w:val="en-US"/>
         </w:rPr>
         <w:t>-</w:t>
       </w:r>
@@ -208,7 +191,7 @@
     </w:p>
     <w:p>
       <w:pPr>
-        <w:pStyle w:val="Основной текст"/>
+        <w:pStyle w:val="Основной текст A"/>
         <w:jc w:val="both"/>
       </w:pPr>
       <w:r>
@@ -223,6 +206,7 @@
         <w:rPr>
           <w:rFonts w:ascii="Times New Roman" w:hAnsi="Times New Roman"/>
           <w:rtl w:val="0"/>
+          <w:lang w:val="en-US"/>
         </w:rPr>
         <w:t xml:space="preserve">, </w:t>
       </w:r>
@@ -254,6 +238,7 @@
         <w:rPr>
           <w:rFonts w:ascii="Times New Roman" w:hAnsi="Times New Roman"/>
           <w:rtl w:val="0"/>
+          <w:lang w:val="en-US"/>
         </w:rPr>
         <w:t xml:space="preserve">", </w:t>
       </w:r>
@@ -269,6 +254,7 @@
         <w:rPr>
           <w:rFonts w:ascii="Times New Roman" w:hAnsi="Times New Roman"/>
           <w:rtl w:val="0"/>
+          <w:lang w:val="en-US"/>
         </w:rPr>
         <w:t>.</w:t>
       </w:r>
@@ -284,6 +270,7 @@
         <w:rPr>
           <w:rFonts w:ascii="Times New Roman" w:hAnsi="Times New Roman"/>
           <w:rtl w:val="0"/>
+          <w:lang w:val="en-US"/>
         </w:rPr>
         <w:t xml:space="preserve">., </w:t>
       </w:r>
@@ -299,6 +286,7 @@
         <w:rPr>
           <w:rFonts w:ascii="Times New Roman" w:hAnsi="Times New Roman"/>
           <w:rtl w:val="0"/>
+          <w:lang w:val="en-US"/>
         </w:rPr>
         <w:t xml:space="preserve">, </w:t>
       </w:r>
@@ -314,371 +302,1556 @@
         <w:rPr>
           <w:rFonts w:ascii="Times New Roman" w:hAnsi="Times New Roman"/>
           <w:rtl w:val="0"/>
+          <w:lang w:val="en-US"/>
         </w:rPr>
         <w:t>,</w:t>
       </w:r>
     </w:p>
     <w:p>
       <w:pPr>
-        <w:pStyle w:val="Основной текст"/>
+        <w:pStyle w:val="Основной текст A"/>
+        <w:tabs>
+          <w:tab w:val="left" w:pos="708"/>
+          <w:tab w:val="left" w:pos="1416"/>
+          <w:tab w:val="left" w:pos="2124"/>
+          <w:tab w:val="left" w:pos="2832"/>
+          <w:tab w:val="left" w:pos="3540"/>
+          <w:tab w:val="left" w:pos="4248"/>
+          <w:tab w:val="left" w:pos="4956"/>
+          <w:tab w:val="left" w:pos="5664"/>
+          <w:tab w:val="left" w:pos="6372"/>
+          <w:tab w:val="left" w:pos="7080"/>
+          <w:tab w:val="left" w:pos="7788"/>
+          <w:tab w:val="left" w:pos="8496"/>
+          <w:tab w:val="left" w:pos="9204"/>
+        </w:tabs>
+        <w:suppressAutoHyphens w:val="1"/>
+        <w:spacing w:after="0"/>
         <w:jc w:val="both"/>
+        <w:rPr>
+          <w:rFonts w:ascii="Times New Roman" w:cs="Times New Roman" w:hAnsi="Times New Roman" w:eastAsia="Times New Roman"/>
+          <w:shd w:val="clear" w:color="auto" w:fill="ffffff"/>
+          <w14:textOutline>
+            <w14:noFill/>
+          </w14:textOutline>
+        </w:rPr>
       </w:pPr>
       <w:r>
         <w:rPr>
           <w:rFonts w:ascii="Times New Roman" w:hAnsi="Times New Roman" w:hint="default"/>
-          <w:rtl w:val="0"/>
-          <w:lang w:val="en-US"/>
+          <w:shd w:val="clear" w:color="auto" w:fill="ffffff"/>
+          <w:rtl w:val="0"/>
+          <w:lang w:val="ru-RU"/>
+          <w14:textOutline>
+            <w14:noFill/>
+          </w14:textOutline>
         </w:rPr>
         <w:t xml:space="preserve">и </w:t>
       </w:r>
       <w:r>
         <w:rPr>
           <w:rFonts w:ascii="Times New Roman" w:hAnsi="Times New Roman"/>
-          <w:rtl w:val="0"/>
-          <w:lang w:val="en-US"/>
-        </w:rPr>
-        <w:t xml:space="preserve">{{position_1}} {{full_name_1}}, </w:t>
+          <w:shd w:val="clear" w:color="auto" w:fill="ffffff"/>
+          <w:rtl w:val="0"/>
+          <w:lang w:val="en-US"/>
+          <w14:textOutline>
+            <w14:noFill/>
+          </w14:textOutline>
+        </w:rPr>
+        <w:t>{{</w:t>
+      </w:r>
+      <w:r>
+        <w:rPr>
+          <w:rFonts w:ascii="Times New Roman" w:hAnsi="Times New Roman"/>
+          <w:shd w:val="clear" w:color="auto" w:fill="ffffff"/>
+          <w:rtl w:val="0"/>
+          <w:lang w:val="fr-FR"/>
+          <w14:textOutline>
+            <w14:noFill/>
+          </w14:textOutline>
+        </w:rPr>
+        <w:t>position_1</w:t>
+      </w:r>
+      <w:r>
+        <w:rPr>
+          <w:rFonts w:ascii="Times New Roman" w:hAnsi="Times New Roman"/>
+          <w:shd w:val="clear" w:color="auto" w:fill="ffffff"/>
+          <w:rtl w:val="0"/>
+          <w:lang w:val="en-US"/>
+          <w14:textOutline>
+            <w14:noFill/>
+          </w14:textOutline>
+        </w:rPr>
+        <w:t>}} {{full_name_1}}</w:t>
+      </w:r>
+      <w:r>
+        <w:rPr>
+          <w:rFonts w:ascii="Times New Roman" w:hAnsi="Times New Roman"/>
+          <w:shd w:val="clear" w:color="auto" w:fill="ffffff"/>
+          <w:rtl w:val="0"/>
+          <w:lang w:val="ru-RU"/>
+          <w14:textOutline>
+            <w14:noFill/>
+          </w14:textOutline>
+        </w:rPr>
+        <w:t>,</w:t>
+      </w:r>
+      <w:r>
+        <w:rPr>
+          <w:rFonts w:ascii="Times New Roman" w:hAnsi="Times New Roman"/>
+          <w:shd w:val="clear" w:color="auto" w:fill="ffffff"/>
+          <w:rtl w:val="0"/>
+          <w:lang w:val="en-US"/>
+          <w14:textOutline>
+            <w14:noFill/>
+          </w14:textOutline>
+        </w:rPr>
+        <w:t xml:space="preserve"> {{</w:t>
+      </w:r>
+      <w:r>
+        <w:rPr>
+          <w:rFonts w:ascii="Times New Roman" w:hAnsi="Times New Roman"/>
+          <w:shd w:val="clear" w:color="auto" w:fill="ffffff"/>
+          <w:rtl w:val="0"/>
+          <w:lang w:val="ru-RU"/>
+          <w14:textOutline>
+            <w14:noFill/>
+          </w14:textOutline>
+        </w:rPr>
+        <w:t>document_type</w:t>
+      </w:r>
+      <w:r>
+        <w:rPr>
+          <w:rFonts w:ascii="Times New Roman" w:hAnsi="Times New Roman"/>
+          <w:shd w:val="clear" w:color="auto" w:fill="ffffff"/>
+          <w:rtl w:val="0"/>
+          <w:lang w:val="en-US"/>
+          <w14:textOutline>
+            <w14:noFill/>
+          </w14:textOutline>
+        </w:rPr>
+        <w:t>_1}} {{</w:t>
+      </w:r>
+      <w:r>
+        <w:rPr>
+          <w:rFonts w:ascii="Times New Roman" w:hAnsi="Times New Roman"/>
+          <w:shd w:val="clear" w:color="auto" w:fill="ffffff"/>
+          <w:rtl w:val="0"/>
+          <w:lang w:val="ru-RU"/>
+          <w14:textOutline>
+            <w14:noFill/>
+          </w14:textOutline>
+        </w:rPr>
+        <w:t>id_series</w:t>
+      </w:r>
+      <w:r>
+        <w:rPr>
+          <w:rFonts w:ascii="Times New Roman" w:hAnsi="Times New Roman"/>
+          <w:shd w:val="clear" w:color="auto" w:fill="ffffff"/>
+          <w:rtl w:val="0"/>
+          <w:lang w:val="en-US"/>
+          <w14:textOutline>
+            <w14:noFill/>
+          </w14:textOutline>
+        </w:rPr>
+        <w:t>_1}} {{</w:t>
+      </w:r>
+      <w:r>
+        <w:rPr>
+          <w:rFonts w:ascii="Times New Roman" w:hAnsi="Times New Roman"/>
+          <w:shd w:val="clear" w:color="auto" w:fill="ffffff"/>
+          <w:rtl w:val="0"/>
+          <w:lang w:val="ru-RU"/>
+          <w14:textOutline>
+            <w14:noFill/>
+          </w14:textOutline>
+        </w:rPr>
+        <w:t>id_number</w:t>
+      </w:r>
+      <w:r>
+        <w:rPr>
+          <w:rFonts w:ascii="Times New Roman" w:hAnsi="Times New Roman"/>
+          <w:shd w:val="clear" w:color="auto" w:fill="ffffff"/>
+          <w:rtl w:val="0"/>
+          <w:lang w:val="en-US"/>
+          <w14:textOutline>
+            <w14:noFill/>
+          </w14:textOutline>
+        </w:rPr>
+        <w:t>_1}}</w:t>
+      </w:r>
+      <w:r>
+        <w:rPr>
+          <w:rFonts w:ascii="Times New Roman" w:hAnsi="Times New Roman"/>
+          <w:shd w:val="clear" w:color="auto" w:fill="ffffff"/>
+          <w:rtl w:val="0"/>
+          <w:lang w:val="ru-RU"/>
+          <w14:textOutline>
+            <w14:noFill/>
+          </w14:textOutline>
+        </w:rPr>
+        <w:t xml:space="preserve">, </w:t>
       </w:r>
       <w:r>
         <w:rPr>
           <w:rFonts w:ascii="Times New Roman" w:hAnsi="Times New Roman" w:hint="default"/>
-          <w:rtl w:val="0"/>
-          <w:lang w:val="en-US"/>
-        </w:rPr>
-        <w:t>паспорт РФ</w:t>
-      </w:r>
-      <w:r>
-        <w:rPr>
-          <w:rFonts w:ascii="Times New Roman" w:hAnsi="Times New Roman"/>
-          <w:rtl w:val="0"/>
+          <w:shd w:val="clear" w:color="auto" w:fill="ffffff"/>
+          <w:rtl w:val="0"/>
+          <w:lang w:val="ru-RU"/>
+          <w14:textOutline>
+            <w14:noFill/>
+          </w14:textOutline>
+        </w:rPr>
+        <w:t>выдан</w:t>
+      </w:r>
+      <w:r>
+        <w:rPr>
+          <w:rFonts w:ascii="Times New Roman" w:hAnsi="Times New Roman"/>
+          <w:shd w:val="clear" w:color="auto" w:fill="ffffff"/>
+          <w:rtl w:val="0"/>
+          <w:lang w:val="en-US"/>
+          <w14:textOutline>
+            <w14:noFill/>
+          </w14:textOutline>
+        </w:rPr>
+        <w:t xml:space="preserve"> {{</w:t>
+      </w:r>
+      <w:r>
+        <w:rPr>
+          <w:rFonts w:ascii="Times New Roman" w:hAnsi="Times New Roman"/>
+          <w:shd w:val="clear" w:color="auto" w:fill="ffffff"/>
+          <w:rtl w:val="0"/>
+          <w:lang w:val="ru-RU"/>
+          <w14:textOutline>
+            <w14:noFill/>
+          </w14:textOutline>
+        </w:rPr>
+        <w:t>id_issued_date</w:t>
+      </w:r>
+      <w:r>
+        <w:rPr>
+          <w:rFonts w:ascii="Times New Roman" w:hAnsi="Times New Roman"/>
+          <w:shd w:val="clear" w:color="auto" w:fill="ffffff"/>
+          <w:rtl w:val="0"/>
+          <w:lang w:val="en-US"/>
+          <w14:textOutline>
+            <w14:noFill/>
+          </w14:textOutline>
+        </w:rPr>
+        <w:t>_1}} {{</w:t>
+      </w:r>
+      <w:r>
+        <w:rPr>
+          <w:rFonts w:ascii="Times New Roman" w:hAnsi="Times New Roman"/>
+          <w:shd w:val="clear" w:color="auto" w:fill="ffffff"/>
+          <w:rtl w:val="0"/>
+          <w:lang w:val="ru-RU"/>
+          <w14:textOutline>
+            <w14:noFill/>
+          </w14:textOutline>
+        </w:rPr>
+        <w:t>issued_by</w:t>
+      </w:r>
+      <w:r>
+        <w:rPr>
+          <w:rFonts w:ascii="Times New Roman" w:hAnsi="Times New Roman"/>
+          <w:shd w:val="clear" w:color="auto" w:fill="ffffff"/>
+          <w:rtl w:val="0"/>
+          <w:lang w:val="en-US"/>
+          <w14:textOutline>
+            <w14:noFill/>
+          </w14:textOutline>
+        </w:rPr>
+        <w:t>_1}}</w:t>
+      </w:r>
+      <w:r>
+        <w:rPr>
+          <w:rFonts w:ascii="Times New Roman" w:hAnsi="Times New Roman"/>
+          <w:shd w:val="clear" w:color="auto" w:fill="ffffff"/>
+          <w:rtl w:val="0"/>
+          <w:lang w:val="ru-RU"/>
+          <w14:textOutline>
+            <w14:noFill/>
+          </w14:textOutline>
         </w:rPr>
         <w:t xml:space="preserve">, </w:t>
       </w:r>
       <w:r>
         <w:rPr>
           <w:rFonts w:ascii="Times New Roman" w:hAnsi="Times New Roman" w:hint="default"/>
-          <w:rtl w:val="0"/>
-          <w:lang w:val="en-US"/>
-        </w:rPr>
-        <w:t>выдан</w:t>
-      </w:r>
-      <w:r>
-        <w:rPr>
-          <w:rFonts w:ascii="Times New Roman" w:hAnsi="Times New Roman"/>
-          <w:rtl w:val="0"/>
+          <w:shd w:val="clear" w:color="auto" w:fill="ffffff"/>
+          <w:rtl w:val="0"/>
+          <w:lang w:val="ru-RU"/>
+          <w14:textOutline>
+            <w14:noFill/>
+          </w14:textOutline>
+        </w:rPr>
+        <w:t>проживающий по адресу</w:t>
+      </w:r>
+      <w:r>
+        <w:rPr>
+          <w:rFonts w:ascii="Times New Roman" w:hAnsi="Times New Roman"/>
+          <w:shd w:val="clear" w:color="auto" w:fill="ffffff"/>
+          <w:rtl w:val="0"/>
+          <w:lang w:val="en-US"/>
+          <w14:textOutline>
+            <w14:noFill/>
+          </w14:textOutline>
+        </w:rPr>
+        <w:t xml:space="preserve"> {{</w:t>
+      </w:r>
+      <w:r>
+        <w:rPr>
+          <w:rFonts w:ascii="Times New Roman" w:hAnsi="Times New Roman"/>
+          <w:shd w:val="clear" w:color="auto" w:fill="ffffff"/>
+          <w:rtl w:val="0"/>
+          <w:lang w:val="ru-RU"/>
+          <w14:textOutline>
+            <w14:noFill/>
+          </w14:textOutline>
+        </w:rPr>
+        <w:t>address</w:t>
+      </w:r>
+      <w:r>
+        <w:rPr>
+          <w:rFonts w:ascii="Times New Roman" w:hAnsi="Times New Roman"/>
+          <w:shd w:val="clear" w:color="auto" w:fill="ffffff"/>
+          <w:rtl w:val="0"/>
+          <w:lang w:val="en-US"/>
+          <w14:textOutline>
+            <w14:noFill/>
+          </w14:textOutline>
+        </w:rPr>
+        <w:t>_1}}</w:t>
+      </w:r>
+      <w:r>
+        <w:rPr>
+          <w:rFonts w:ascii="Times New Roman" w:hAnsi="Times New Roman"/>
+          <w:shd w:val="clear" w:color="auto" w:fill="ffffff"/>
+          <w:rtl w:val="0"/>
+          <w:lang w:val="ru-RU"/>
+          <w14:textOutline>
+            <w14:noFill/>
+          </w14:textOutline>
         </w:rPr>
         <w:t xml:space="preserve">, </w:t>
       </w:r>
       <w:r>
         <w:rPr>
           <w:rFonts w:ascii="Times New Roman" w:hAnsi="Times New Roman" w:hint="default"/>
-          <w:rtl w:val="0"/>
-          <w:lang w:val="en-US"/>
-        </w:rPr>
-        <w:t>проживающий по адресу</w:t>
-      </w:r>
-      <w:r>
-        <w:rPr>
-          <w:rFonts w:ascii="Times New Roman" w:hAnsi="Times New Roman"/>
-          <w:rtl w:val="0"/>
-        </w:rPr>
-        <w:t xml:space="preserve">, </w:t>
+          <w:shd w:val="clear" w:color="auto" w:fill="ffffff"/>
+          <w:rtl w:val="0"/>
+          <w:lang w:val="ru-RU"/>
+          <w14:textOutline>
+            <w14:noFill/>
+          </w14:textOutline>
+        </w:rPr>
+        <w:t xml:space="preserve">в соответствии с Трудовым договором от </w:t>
+      </w:r>
+      <w:r>
+        <w:rPr>
+          <w:rFonts w:ascii="Times New Roman" w:hAnsi="Times New Roman"/>
+          <w:shd w:val="clear" w:color="auto" w:fill="ffffff"/>
+          <w:rtl w:val="0"/>
+          <w:lang w:val="en-US"/>
+          <w14:textOutline>
+            <w14:noFill/>
+          </w14:textOutline>
+        </w:rPr>
+        <w:t>{{</w:t>
+      </w:r>
+      <w:r>
+        <w:rPr>
+          <w:rFonts w:ascii="Times New Roman" w:hAnsi="Times New Roman"/>
+          <w:shd w:val="clear" w:color="auto" w:fill="ffffff"/>
+          <w:rtl w:val="0"/>
+          <w:lang w:val="ru-RU"/>
+          <w14:textOutline>
+            <w14:noFill/>
+          </w14:textOutline>
+        </w:rPr>
+        <w:t>contract_date_1</w:t>
+      </w:r>
+      <w:r>
+        <w:rPr>
+          <w:rFonts w:ascii="Times New Roman" w:hAnsi="Times New Roman"/>
+          <w:shd w:val="clear" w:color="auto" w:fill="ffffff"/>
+          <w:rtl w:val="0"/>
+          <w:lang w:val="en-US"/>
+          <w14:textOutline>
+            <w14:noFill/>
+          </w14:textOutline>
+        </w:rPr>
+        <w:t>}}</w:t>
       </w:r>
       <w:r>
         <w:rPr>
           <w:rFonts w:ascii="Times New Roman" w:hAnsi="Times New Roman" w:hint="default"/>
-          <w:rtl w:val="0"/>
-          <w:lang w:val="en-US"/>
-        </w:rPr>
-        <w:t xml:space="preserve">в соответствии с Трудовым договором от </w:t>
-      </w:r>
-      <w:r>
-        <w:rPr>
-          <w:rFonts w:ascii="Times New Roman" w:hAnsi="Times New Roman"/>
-          <w:rtl w:val="0"/>
-          <w:lang w:val="en-US"/>
-        </w:rPr>
-        <w:t xml:space="preserve">{{contract_date_1}} </w:t>
-      </w:r>
-      <w:r>
-        <w:rPr>
-          <w:rFonts w:ascii="Times New Roman" w:hAnsi="Times New Roman" w:hint="default"/>
-          <w:rtl w:val="0"/>
-          <w:lang w:val="en-US"/>
-        </w:rPr>
-        <w:t xml:space="preserve">года № </w:t>
-      </w:r>
-      <w:r>
-        <w:rPr>
-          <w:rFonts w:ascii="Times New Roman" w:hAnsi="Times New Roman"/>
-          <w:rtl w:val="0"/>
-          <w:lang w:val="en-US"/>
-        </w:rPr>
-        <w:t>{{contract_number_1}}</w:t>
+          <w:shd w:val="clear" w:color="auto" w:fill="ffffff"/>
+          <w:rtl w:val="0"/>
+          <w:lang w:val="ru-RU"/>
+          <w14:textOutline>
+            <w14:noFill/>
+          </w14:textOutline>
+        </w:rPr>
+        <w:t xml:space="preserve"> года № </w:t>
+      </w:r>
+      <w:r>
+        <w:rPr>
+          <w:rFonts w:ascii="Times New Roman" w:hAnsi="Times New Roman"/>
+          <w:shd w:val="clear" w:color="auto" w:fill="ffffff"/>
+          <w:rtl w:val="0"/>
+          <w:lang w:val="en-US"/>
+          <w14:textOutline>
+            <w14:noFill/>
+          </w14:textOutline>
+        </w:rPr>
+        <w:t>{{</w:t>
+      </w:r>
+      <w:r>
+        <w:rPr>
+          <w:rFonts w:ascii="Times New Roman" w:hAnsi="Times New Roman"/>
+          <w:shd w:val="clear" w:color="auto" w:fill="ffffff"/>
+          <w:rtl w:val="0"/>
+          <w:lang w:val="ru-RU"/>
+          <w14:textOutline>
+            <w14:noFill/>
+          </w14:textOutline>
+        </w:rPr>
+        <w:t>contract_number_1</w:t>
+      </w:r>
+      <w:r>
+        <w:rPr>
+          <w:rFonts w:ascii="Times New Roman" w:hAnsi="Times New Roman"/>
+          <w:shd w:val="clear" w:color="auto" w:fill="ffffff"/>
+          <w:rtl w:val="0"/>
+          <w:lang w:val="en-US"/>
+          <w14:textOutline>
+            <w14:noFill/>
+          </w14:textOutline>
+        </w:rPr>
+        <w:t>}}</w:t>
       </w:r>
     </w:p>
     <w:p>
       <w:pPr>
-        <w:pStyle w:val="Основной текст"/>
+        <w:pStyle w:val="Основной текст A"/>
+        <w:tabs>
+          <w:tab w:val="left" w:pos="708"/>
+          <w:tab w:val="left" w:pos="1416"/>
+          <w:tab w:val="left" w:pos="2124"/>
+          <w:tab w:val="left" w:pos="2832"/>
+          <w:tab w:val="left" w:pos="3540"/>
+          <w:tab w:val="left" w:pos="4248"/>
+          <w:tab w:val="left" w:pos="4956"/>
+          <w:tab w:val="left" w:pos="5664"/>
+          <w:tab w:val="left" w:pos="6372"/>
+          <w:tab w:val="left" w:pos="7080"/>
+          <w:tab w:val="left" w:pos="7788"/>
+          <w:tab w:val="left" w:pos="8496"/>
+          <w:tab w:val="left" w:pos="9204"/>
+        </w:tabs>
+        <w:suppressAutoHyphens w:val="1"/>
+        <w:spacing w:after="0"/>
         <w:jc w:val="both"/>
+        <w:rPr>
+          <w:rFonts w:ascii="Times New Roman" w:cs="Times New Roman" w:hAnsi="Times New Roman" w:eastAsia="Times New Roman"/>
+          <w:shd w:val="clear" w:color="auto" w:fill="ffffff"/>
+          <w:lang w:val="ru-RU"/>
+          <w14:textOutline>
+            <w14:noFill/>
+          </w14:textOutline>
+        </w:rPr>
       </w:pPr>
-      <w:r>
-        <w:rPr>
-          <w:rFonts w:ascii="Times New Roman" w:hAnsi="Times New Roman" w:hint="default"/>
-          <w:rtl w:val="0"/>
-          <w:lang w:val="en-US"/>
-        </w:rPr>
-        <w:t xml:space="preserve">и </w:t>
-      </w:r>
-      <w:r>
-        <w:rPr>
-          <w:rFonts w:ascii="Times New Roman" w:hAnsi="Times New Roman"/>
-          <w:rtl w:val="0"/>
-          <w:lang w:val="en-US"/>
-        </w:rPr>
-        <w:t xml:space="preserve">{{position_2}} {{full_name_2}}, </w:t>
-      </w:r>
-      <w:r>
-        <w:rPr>
-          <w:rFonts w:ascii="Times New Roman" w:hAnsi="Times New Roman" w:hint="default"/>
-          <w:rtl w:val="0"/>
-          <w:lang w:val="en-US"/>
-        </w:rPr>
-        <w:t>паспорт РФ</w:t>
-      </w:r>
-      <w:r>
-        <w:rPr>
-          <w:rFonts w:ascii="Times New Roman" w:hAnsi="Times New Roman"/>
-          <w:rtl w:val="0"/>
-        </w:rPr>
-        <w:t xml:space="preserve">, </w:t>
-      </w:r>
-      <w:r>
-        <w:rPr>
-          <w:rFonts w:ascii="Times New Roman" w:hAnsi="Times New Roman" w:hint="default"/>
-          <w:rtl w:val="0"/>
-          <w:lang w:val="en-US"/>
-        </w:rPr>
-        <w:t>выдан</w:t>
-      </w:r>
-      <w:r>
-        <w:rPr>
-          <w:rFonts w:ascii="Times New Roman" w:hAnsi="Times New Roman"/>
-          <w:rtl w:val="0"/>
-        </w:rPr>
-        <w:t xml:space="preserve">, </w:t>
-      </w:r>
-      <w:r>
-        <w:rPr>
-          <w:rFonts w:ascii="Times New Roman" w:hAnsi="Times New Roman" w:hint="default"/>
-          <w:rtl w:val="0"/>
-          <w:lang w:val="en-US"/>
-        </w:rPr>
-        <w:t>проживающий по адресу</w:t>
-      </w:r>
-      <w:r>
-        <w:rPr>
-          <w:rFonts w:ascii="Times New Roman" w:hAnsi="Times New Roman"/>
-          <w:rtl w:val="0"/>
-        </w:rPr>
-        <w:t xml:space="preserve">, </w:t>
-      </w:r>
-      <w:r>
-        <w:rPr>
-          <w:rFonts w:ascii="Times New Roman" w:hAnsi="Times New Roman" w:hint="default"/>
-          <w:rtl w:val="0"/>
-          <w:lang w:val="en-US"/>
-        </w:rPr>
-        <w:t xml:space="preserve">в соответствии с Трудовым договором от </w:t>
-      </w:r>
-      <w:r>
-        <w:rPr>
-          <w:rFonts w:ascii="Times New Roman" w:hAnsi="Times New Roman"/>
-          <w:rtl w:val="0"/>
-          <w:lang w:val="en-US"/>
-        </w:rPr>
-        <w:t xml:space="preserve">{{contract_date_2}} </w:t>
-      </w:r>
-      <w:r>
-        <w:rPr>
-          <w:rFonts w:ascii="Times New Roman" w:hAnsi="Times New Roman" w:hint="default"/>
-          <w:rtl w:val="0"/>
-          <w:lang w:val="en-US"/>
-        </w:rPr>
-        <w:t xml:space="preserve">года № </w:t>
-      </w:r>
-      <w:r>
-        <w:rPr>
-          <w:rFonts w:ascii="Times New Roman" w:hAnsi="Times New Roman"/>
-          <w:rtl w:val="0"/>
-          <w:lang w:val="en-US"/>
-        </w:rPr>
-        <w:t>{{contract_number_2}}</w:t>
-      </w:r>
     </w:p>
     <w:p>
       <w:pPr>
-        <w:pStyle w:val="Основной текст"/>
+        <w:pStyle w:val="Основной текст A"/>
+        <w:tabs>
+          <w:tab w:val="left" w:pos="708"/>
+          <w:tab w:val="left" w:pos="1416"/>
+          <w:tab w:val="left" w:pos="2124"/>
+          <w:tab w:val="left" w:pos="2832"/>
+          <w:tab w:val="left" w:pos="3540"/>
+          <w:tab w:val="left" w:pos="4248"/>
+          <w:tab w:val="left" w:pos="4956"/>
+          <w:tab w:val="left" w:pos="5664"/>
+          <w:tab w:val="left" w:pos="6372"/>
+          <w:tab w:val="left" w:pos="7080"/>
+          <w:tab w:val="left" w:pos="7788"/>
+          <w:tab w:val="left" w:pos="8496"/>
+          <w:tab w:val="left" w:pos="9204"/>
+        </w:tabs>
+        <w:suppressAutoHyphens w:val="1"/>
+        <w:spacing w:after="0"/>
         <w:jc w:val="both"/>
+        <w:rPr>
+          <w:rFonts w:ascii="Times New Roman" w:cs="Times New Roman" w:hAnsi="Times New Roman" w:eastAsia="Times New Roman"/>
+          <w:shd w:val="clear" w:color="auto" w:fill="ffffff"/>
+          <w14:textOutline>
+            <w14:noFill/>
+          </w14:textOutline>
+        </w:rPr>
       </w:pPr>
       <w:r>
         <w:rPr>
           <w:rFonts w:ascii="Times New Roman" w:hAnsi="Times New Roman" w:hint="default"/>
-          <w:rtl w:val="0"/>
-          <w:lang w:val="en-US"/>
+          <w:shd w:val="clear" w:color="auto" w:fill="ffffff"/>
+          <w:rtl w:val="0"/>
+          <w:lang w:val="ru-RU"/>
+          <w14:textOutline>
+            <w14:noFill/>
+          </w14:textOutline>
         </w:rPr>
         <w:t xml:space="preserve">и </w:t>
       </w:r>
       <w:r>
         <w:rPr>
           <w:rFonts w:ascii="Times New Roman" w:hAnsi="Times New Roman"/>
-          <w:rtl w:val="0"/>
-          <w:lang w:val="en-US"/>
-        </w:rPr>
-        <w:t>{{position_</w:t>
-      </w:r>
-      <w:r>
-        <w:rPr>
-          <w:rFonts w:ascii="Times New Roman" w:hAnsi="Times New Roman"/>
-          <w:rtl w:val="0"/>
-          <w:lang w:val="en-US"/>
-        </w:rPr>
-        <w:t>3</w:t>
-      </w:r>
-      <w:r>
-        <w:rPr>
-          <w:rFonts w:ascii="Times New Roman" w:hAnsi="Times New Roman"/>
-          <w:rtl w:val="0"/>
-          <w:lang w:val="de-DE"/>
-        </w:rPr>
-        <w:t>}} {{full_name_</w:t>
-      </w:r>
-      <w:r>
-        <w:rPr>
-          <w:rFonts w:ascii="Times New Roman" w:hAnsi="Times New Roman"/>
-          <w:rtl w:val="0"/>
-          <w:lang w:val="en-US"/>
-        </w:rPr>
-        <w:t>3</w:t>
-      </w:r>
-      <w:r>
-        <w:rPr>
-          <w:rFonts w:ascii="Times New Roman" w:hAnsi="Times New Roman"/>
-          <w:rtl w:val="0"/>
-        </w:rPr>
-        <w:t xml:space="preserve">}}, </w:t>
+          <w:shd w:val="clear" w:color="auto" w:fill="ffffff"/>
+          <w:rtl w:val="0"/>
+          <w:lang w:val="en-US"/>
+          <w14:textOutline>
+            <w14:noFill/>
+          </w14:textOutline>
+        </w:rPr>
+        <w:t>{{</w:t>
+      </w:r>
+      <w:r>
+        <w:rPr>
+          <w:rFonts w:ascii="Times New Roman" w:hAnsi="Times New Roman"/>
+          <w:shd w:val="clear" w:color="auto" w:fill="ffffff"/>
+          <w:rtl w:val="0"/>
+          <w:lang w:val="fr-FR"/>
+          <w14:textOutline>
+            <w14:noFill/>
+          </w14:textOutline>
+        </w:rPr>
+        <w:t>position_</w:t>
+      </w:r>
+      <w:r>
+        <w:rPr>
+          <w:rFonts w:ascii="Times New Roman" w:hAnsi="Times New Roman"/>
+          <w:shd w:val="clear" w:color="auto" w:fill="ffffff"/>
+          <w:rtl w:val="0"/>
+          <w:lang w:val="en-US"/>
+          <w14:textOutline>
+            <w14:noFill/>
+          </w14:textOutline>
+        </w:rPr>
+        <w:t>2}} {{full_name_2}}</w:t>
+      </w:r>
+      <w:r>
+        <w:rPr>
+          <w:rFonts w:ascii="Times New Roman" w:hAnsi="Times New Roman"/>
+          <w:shd w:val="clear" w:color="auto" w:fill="ffffff"/>
+          <w:rtl w:val="0"/>
+          <w:lang w:val="ru-RU"/>
+          <w14:textOutline>
+            <w14:noFill/>
+          </w14:textOutline>
+        </w:rPr>
+        <w:t>,</w:t>
+      </w:r>
+      <w:r>
+        <w:rPr>
+          <w:rFonts w:ascii="Times New Roman" w:hAnsi="Times New Roman"/>
+          <w:shd w:val="clear" w:color="auto" w:fill="ffffff"/>
+          <w:rtl w:val="0"/>
+          <w:lang w:val="en-US"/>
+          <w14:textOutline>
+            <w14:noFill/>
+          </w14:textOutline>
+        </w:rPr>
+        <w:t xml:space="preserve"> {{</w:t>
+      </w:r>
+      <w:r>
+        <w:rPr>
+          <w:rFonts w:ascii="Times New Roman" w:hAnsi="Times New Roman"/>
+          <w:shd w:val="clear" w:color="auto" w:fill="ffffff"/>
+          <w:rtl w:val="0"/>
+          <w:lang w:val="ru-RU"/>
+          <w14:textOutline>
+            <w14:noFill/>
+          </w14:textOutline>
+        </w:rPr>
+        <w:t>document_type</w:t>
+      </w:r>
+      <w:r>
+        <w:rPr>
+          <w:rFonts w:ascii="Times New Roman" w:hAnsi="Times New Roman"/>
+          <w:shd w:val="clear" w:color="auto" w:fill="ffffff"/>
+          <w:rtl w:val="0"/>
+          <w:lang w:val="en-US"/>
+          <w14:textOutline>
+            <w14:noFill/>
+          </w14:textOutline>
+        </w:rPr>
+        <w:t>_2}} {{</w:t>
+      </w:r>
+      <w:r>
+        <w:rPr>
+          <w:rFonts w:ascii="Times New Roman" w:hAnsi="Times New Roman"/>
+          <w:shd w:val="clear" w:color="auto" w:fill="ffffff"/>
+          <w:rtl w:val="0"/>
+          <w:lang w:val="ru-RU"/>
+          <w14:textOutline>
+            <w14:noFill/>
+          </w14:textOutline>
+        </w:rPr>
+        <w:t>id_series</w:t>
+      </w:r>
+      <w:r>
+        <w:rPr>
+          <w:rFonts w:ascii="Times New Roman" w:hAnsi="Times New Roman"/>
+          <w:shd w:val="clear" w:color="auto" w:fill="ffffff"/>
+          <w:rtl w:val="0"/>
+          <w:lang w:val="en-US"/>
+          <w14:textOutline>
+            <w14:noFill/>
+          </w14:textOutline>
+        </w:rPr>
+        <w:t>_2}} {{</w:t>
+      </w:r>
+      <w:r>
+        <w:rPr>
+          <w:rFonts w:ascii="Times New Roman" w:hAnsi="Times New Roman"/>
+          <w:shd w:val="clear" w:color="auto" w:fill="ffffff"/>
+          <w:rtl w:val="0"/>
+          <w:lang w:val="ru-RU"/>
+          <w14:textOutline>
+            <w14:noFill/>
+          </w14:textOutline>
+        </w:rPr>
+        <w:t>id_number</w:t>
+      </w:r>
+      <w:r>
+        <w:rPr>
+          <w:rFonts w:ascii="Times New Roman" w:hAnsi="Times New Roman"/>
+          <w:shd w:val="clear" w:color="auto" w:fill="ffffff"/>
+          <w:rtl w:val="0"/>
+          <w:lang w:val="en-US"/>
+          <w14:textOutline>
+            <w14:noFill/>
+          </w14:textOutline>
+        </w:rPr>
+        <w:t>_2}}</w:t>
+      </w:r>
+      <w:r>
+        <w:rPr>
+          <w:rFonts w:ascii="Times New Roman" w:hAnsi="Times New Roman"/>
+          <w:shd w:val="clear" w:color="auto" w:fill="ffffff"/>
+          <w:rtl w:val="0"/>
+          <w:lang w:val="ru-RU"/>
+          <w14:textOutline>
+            <w14:noFill/>
+          </w14:textOutline>
+        </w:rPr>
+        <w:t xml:space="preserve">, </w:t>
       </w:r>
       <w:r>
         <w:rPr>
           <w:rFonts w:ascii="Times New Roman" w:hAnsi="Times New Roman" w:hint="default"/>
-          <w:rtl w:val="0"/>
-          <w:lang w:val="en-US"/>
-        </w:rPr>
-        <w:t>паспорт РФ</w:t>
-      </w:r>
-      <w:r>
-        <w:rPr>
-          <w:rFonts w:ascii="Times New Roman" w:hAnsi="Times New Roman"/>
-          <w:rtl w:val="0"/>
+          <w:shd w:val="clear" w:color="auto" w:fill="ffffff"/>
+          <w:rtl w:val="0"/>
+          <w:lang w:val="ru-RU"/>
+          <w14:textOutline>
+            <w14:noFill/>
+          </w14:textOutline>
+        </w:rPr>
+        <w:t>выдан</w:t>
+      </w:r>
+      <w:r>
+        <w:rPr>
+          <w:rFonts w:ascii="Times New Roman" w:hAnsi="Times New Roman"/>
+          <w:shd w:val="clear" w:color="auto" w:fill="ffffff"/>
+          <w:rtl w:val="0"/>
+          <w:lang w:val="en-US"/>
+          <w14:textOutline>
+            <w14:noFill/>
+          </w14:textOutline>
+        </w:rPr>
+        <w:t xml:space="preserve"> {{</w:t>
+      </w:r>
+      <w:r>
+        <w:rPr>
+          <w:rFonts w:ascii="Times New Roman" w:hAnsi="Times New Roman"/>
+          <w:shd w:val="clear" w:color="auto" w:fill="ffffff"/>
+          <w:rtl w:val="0"/>
+          <w:lang w:val="ru-RU"/>
+          <w14:textOutline>
+            <w14:noFill/>
+          </w14:textOutline>
+        </w:rPr>
+        <w:t>id_issued_date</w:t>
+      </w:r>
+      <w:r>
+        <w:rPr>
+          <w:rFonts w:ascii="Times New Roman" w:hAnsi="Times New Roman"/>
+          <w:shd w:val="clear" w:color="auto" w:fill="ffffff"/>
+          <w:rtl w:val="0"/>
+          <w:lang w:val="en-US"/>
+          <w14:textOutline>
+            <w14:noFill/>
+          </w14:textOutline>
+        </w:rPr>
+        <w:t>_2}} {{</w:t>
+      </w:r>
+      <w:r>
+        <w:rPr>
+          <w:rFonts w:ascii="Times New Roman" w:hAnsi="Times New Roman"/>
+          <w:shd w:val="clear" w:color="auto" w:fill="ffffff"/>
+          <w:rtl w:val="0"/>
+          <w:lang w:val="ru-RU"/>
+          <w14:textOutline>
+            <w14:noFill/>
+          </w14:textOutline>
+        </w:rPr>
+        <w:t>issued_by</w:t>
+      </w:r>
+      <w:r>
+        <w:rPr>
+          <w:rFonts w:ascii="Times New Roman" w:hAnsi="Times New Roman"/>
+          <w:shd w:val="clear" w:color="auto" w:fill="ffffff"/>
+          <w:rtl w:val="0"/>
+          <w:lang w:val="en-US"/>
+          <w14:textOutline>
+            <w14:noFill/>
+          </w14:textOutline>
+        </w:rPr>
+        <w:t>_2}}</w:t>
+      </w:r>
+      <w:r>
+        <w:rPr>
+          <w:rFonts w:ascii="Times New Roman" w:hAnsi="Times New Roman"/>
+          <w:shd w:val="clear" w:color="auto" w:fill="ffffff"/>
+          <w:rtl w:val="0"/>
+          <w:lang w:val="ru-RU"/>
+          <w14:textOutline>
+            <w14:noFill/>
+          </w14:textOutline>
         </w:rPr>
         <w:t xml:space="preserve">, </w:t>
       </w:r>
       <w:r>
         <w:rPr>
           <w:rFonts w:ascii="Times New Roman" w:hAnsi="Times New Roman" w:hint="default"/>
-          <w:rtl w:val="0"/>
-          <w:lang w:val="en-US"/>
-        </w:rPr>
-        <w:t>выдан</w:t>
-      </w:r>
-      <w:r>
-        <w:rPr>
-          <w:rFonts w:ascii="Times New Roman" w:hAnsi="Times New Roman"/>
-          <w:rtl w:val="0"/>
+          <w:shd w:val="clear" w:color="auto" w:fill="ffffff"/>
+          <w:rtl w:val="0"/>
+          <w:lang w:val="ru-RU"/>
+          <w14:textOutline>
+            <w14:noFill/>
+          </w14:textOutline>
+        </w:rPr>
+        <w:t>проживающий по адресу</w:t>
+      </w:r>
+      <w:r>
+        <w:rPr>
+          <w:rFonts w:ascii="Times New Roman" w:hAnsi="Times New Roman"/>
+          <w:shd w:val="clear" w:color="auto" w:fill="ffffff"/>
+          <w:rtl w:val="0"/>
+          <w:lang w:val="en-US"/>
+          <w14:textOutline>
+            <w14:noFill/>
+          </w14:textOutline>
+        </w:rPr>
+        <w:t xml:space="preserve"> {{</w:t>
+      </w:r>
+      <w:r>
+        <w:rPr>
+          <w:rFonts w:ascii="Times New Roman" w:hAnsi="Times New Roman"/>
+          <w:shd w:val="clear" w:color="auto" w:fill="ffffff"/>
+          <w:rtl w:val="0"/>
+          <w:lang w:val="ru-RU"/>
+          <w14:textOutline>
+            <w14:noFill/>
+          </w14:textOutline>
+        </w:rPr>
+        <w:t>address</w:t>
+      </w:r>
+      <w:r>
+        <w:rPr>
+          <w:rFonts w:ascii="Times New Roman" w:hAnsi="Times New Roman"/>
+          <w:shd w:val="clear" w:color="auto" w:fill="ffffff"/>
+          <w:rtl w:val="0"/>
+          <w:lang w:val="en-US"/>
+          <w14:textOutline>
+            <w14:noFill/>
+          </w14:textOutline>
+        </w:rPr>
+        <w:t>_2}}</w:t>
+      </w:r>
+      <w:r>
+        <w:rPr>
+          <w:rFonts w:ascii="Times New Roman" w:hAnsi="Times New Roman"/>
+          <w:shd w:val="clear" w:color="auto" w:fill="ffffff"/>
+          <w:rtl w:val="0"/>
+          <w:lang w:val="ru-RU"/>
+          <w14:textOutline>
+            <w14:noFill/>
+          </w14:textOutline>
         </w:rPr>
         <w:t xml:space="preserve">, </w:t>
       </w:r>
       <w:r>
         <w:rPr>
           <w:rFonts w:ascii="Times New Roman" w:hAnsi="Times New Roman" w:hint="default"/>
-          <w:rtl w:val="0"/>
-          <w:lang w:val="en-US"/>
-        </w:rPr>
-        <w:t>проживающий по адресу</w:t>
-      </w:r>
-      <w:r>
-        <w:rPr>
-          <w:rFonts w:ascii="Times New Roman" w:hAnsi="Times New Roman"/>
-          <w:rtl w:val="0"/>
-        </w:rPr>
-        <w:t xml:space="preserve">, </w:t>
+          <w:shd w:val="clear" w:color="auto" w:fill="ffffff"/>
+          <w:rtl w:val="0"/>
+          <w:lang w:val="ru-RU"/>
+          <w14:textOutline>
+            <w14:noFill/>
+          </w14:textOutline>
+        </w:rPr>
+        <w:t xml:space="preserve">в соответствии с Трудовым договором от </w:t>
+      </w:r>
+      <w:r>
+        <w:rPr>
+          <w:rFonts w:ascii="Times New Roman" w:hAnsi="Times New Roman"/>
+          <w:shd w:val="clear" w:color="auto" w:fill="ffffff"/>
+          <w:rtl w:val="0"/>
+          <w:lang w:val="en-US"/>
+          <w14:textOutline>
+            <w14:noFill/>
+          </w14:textOutline>
+        </w:rPr>
+        <w:t>{{</w:t>
+      </w:r>
+      <w:r>
+        <w:rPr>
+          <w:rFonts w:ascii="Times New Roman" w:hAnsi="Times New Roman"/>
+          <w:shd w:val="clear" w:color="auto" w:fill="ffffff"/>
+          <w:rtl w:val="0"/>
+          <w:lang w:val="ru-RU"/>
+          <w14:textOutline>
+            <w14:noFill/>
+          </w14:textOutline>
+        </w:rPr>
+        <w:t>contract_date_</w:t>
+      </w:r>
+      <w:r>
+        <w:rPr>
+          <w:rFonts w:ascii="Times New Roman" w:hAnsi="Times New Roman"/>
+          <w:shd w:val="clear" w:color="auto" w:fill="ffffff"/>
+          <w:rtl w:val="0"/>
+          <w:lang w:val="en-US"/>
+          <w14:textOutline>
+            <w14:noFill/>
+          </w14:textOutline>
+        </w:rPr>
+        <w:t>2}}</w:t>
       </w:r>
       <w:r>
         <w:rPr>
           <w:rFonts w:ascii="Times New Roman" w:hAnsi="Times New Roman" w:hint="default"/>
-          <w:rtl w:val="0"/>
-          <w:lang w:val="en-US"/>
-        </w:rPr>
-        <w:t xml:space="preserve">в соответствии с Трудовым договором от </w:t>
-      </w:r>
-      <w:r>
-        <w:rPr>
-          <w:rFonts w:ascii="Times New Roman" w:hAnsi="Times New Roman"/>
-          <w:rtl w:val="0"/>
-          <w:lang w:val="en-US"/>
-        </w:rPr>
-        <w:t>{{contract_date_</w:t>
-      </w:r>
-      <w:r>
-        <w:rPr>
-          <w:rFonts w:ascii="Times New Roman" w:hAnsi="Times New Roman"/>
-          <w:rtl w:val="0"/>
-          <w:lang w:val="en-US"/>
-        </w:rPr>
-        <w:t>3</w:t>
-      </w:r>
-      <w:r>
-        <w:rPr>
-          <w:rFonts w:ascii="Times New Roman" w:hAnsi="Times New Roman"/>
-          <w:rtl w:val="0"/>
-        </w:rPr>
-        <w:t xml:space="preserve">}} </w:t>
-      </w:r>
-      <w:r>
-        <w:rPr>
-          <w:rFonts w:ascii="Times New Roman" w:hAnsi="Times New Roman" w:hint="default"/>
-          <w:rtl w:val="0"/>
-          <w:lang w:val="en-US"/>
-        </w:rPr>
-        <w:t xml:space="preserve">года № </w:t>
-      </w:r>
-      <w:r>
-        <w:rPr>
-          <w:rFonts w:ascii="Times New Roman" w:hAnsi="Times New Roman"/>
-          <w:rtl w:val="0"/>
-          <w:lang w:val="en-US"/>
-        </w:rPr>
-        <w:t>{{contract_number_</w:t>
-      </w:r>
-      <w:r>
-        <w:rPr>
-          <w:rFonts w:ascii="Times New Roman" w:hAnsi="Times New Roman"/>
-          <w:rtl w:val="0"/>
-          <w:lang w:val="en-US"/>
-        </w:rPr>
-        <w:t>3</w:t>
-      </w:r>
-      <w:r>
-        <w:rPr>
-          <w:rFonts w:ascii="Times New Roman" w:hAnsi="Times New Roman"/>
-          <w:rtl w:val="0"/>
-        </w:rPr>
-        <w:t>}}</w:t>
+          <w:shd w:val="clear" w:color="auto" w:fill="ffffff"/>
+          <w:rtl w:val="0"/>
+          <w:lang w:val="ru-RU"/>
+          <w14:textOutline>
+            <w14:noFill/>
+          </w14:textOutline>
+        </w:rPr>
+        <w:t xml:space="preserve"> года № </w:t>
+      </w:r>
+      <w:r>
+        <w:rPr>
+          <w:rFonts w:ascii="Times New Roman" w:hAnsi="Times New Roman"/>
+          <w:shd w:val="clear" w:color="auto" w:fill="ffffff"/>
+          <w:rtl w:val="0"/>
+          <w:lang w:val="en-US"/>
+          <w14:textOutline>
+            <w14:noFill/>
+          </w14:textOutline>
+        </w:rPr>
+        <w:t>{{</w:t>
+      </w:r>
+      <w:r>
+        <w:rPr>
+          <w:rFonts w:ascii="Times New Roman" w:hAnsi="Times New Roman"/>
+          <w:shd w:val="clear" w:color="auto" w:fill="ffffff"/>
+          <w:rtl w:val="0"/>
+          <w:lang w:val="ru-RU"/>
+          <w14:textOutline>
+            <w14:noFill/>
+          </w14:textOutline>
+        </w:rPr>
+        <w:t>contract_number_</w:t>
+      </w:r>
+      <w:r>
+        <w:rPr>
+          <w:rFonts w:ascii="Times New Roman" w:hAnsi="Times New Roman"/>
+          <w:shd w:val="clear" w:color="auto" w:fill="ffffff"/>
+          <w:rtl w:val="0"/>
+          <w:lang w:val="en-US"/>
+          <w14:textOutline>
+            <w14:noFill/>
+          </w14:textOutline>
+        </w:rPr>
+        <w:t>2}}</w:t>
       </w:r>
     </w:p>
     <w:p>
       <w:pPr>
-        <w:pStyle w:val="Основной текст"/>
+        <w:pStyle w:val="Основной текст A"/>
+        <w:tabs>
+          <w:tab w:val="left" w:pos="708"/>
+          <w:tab w:val="left" w:pos="1416"/>
+          <w:tab w:val="left" w:pos="2124"/>
+          <w:tab w:val="left" w:pos="2832"/>
+          <w:tab w:val="left" w:pos="3540"/>
+          <w:tab w:val="left" w:pos="4248"/>
+          <w:tab w:val="left" w:pos="4956"/>
+          <w:tab w:val="left" w:pos="5664"/>
+          <w:tab w:val="left" w:pos="6372"/>
+          <w:tab w:val="left" w:pos="7080"/>
+          <w:tab w:val="left" w:pos="7788"/>
+          <w:tab w:val="left" w:pos="8496"/>
+          <w:tab w:val="left" w:pos="9204"/>
+        </w:tabs>
+        <w:suppressAutoHyphens w:val="1"/>
+        <w:spacing w:after="0"/>
+        <w:jc w:val="both"/>
+        <w:rPr>
+          <w:rFonts w:ascii="Times New Roman" w:cs="Times New Roman" w:hAnsi="Times New Roman" w:eastAsia="Times New Roman"/>
+          <w:shd w:val="clear" w:color="auto" w:fill="ffffff"/>
+          <w14:textOutline>
+            <w14:noFill/>
+          </w14:textOutline>
+        </w:rPr>
+      </w:pPr>
+    </w:p>
+    <w:p>
+      <w:pPr>
+        <w:pStyle w:val="Основной текст A"/>
+        <w:tabs>
+          <w:tab w:val="left" w:pos="708"/>
+          <w:tab w:val="left" w:pos="1416"/>
+          <w:tab w:val="left" w:pos="2124"/>
+          <w:tab w:val="left" w:pos="2832"/>
+          <w:tab w:val="left" w:pos="3540"/>
+          <w:tab w:val="left" w:pos="4248"/>
+          <w:tab w:val="left" w:pos="4956"/>
+          <w:tab w:val="left" w:pos="5664"/>
+          <w:tab w:val="left" w:pos="6372"/>
+          <w:tab w:val="left" w:pos="7080"/>
+          <w:tab w:val="left" w:pos="7788"/>
+          <w:tab w:val="left" w:pos="8496"/>
+          <w:tab w:val="left" w:pos="9204"/>
+        </w:tabs>
+        <w:suppressAutoHyphens w:val="1"/>
+        <w:spacing w:after="0"/>
+        <w:jc w:val="both"/>
+        <w:rPr>
+          <w:rFonts w:ascii="Arial" w:cs="Arial" w:hAnsi="Arial" w:eastAsia="Arial"/>
+          <w14:textOutline>
+            <w14:noFill/>
+          </w14:textOutline>
+        </w:rPr>
+      </w:pPr>
+      <w:r>
+        <w:rPr>
+          <w:rFonts w:ascii="Times New Roman" w:hAnsi="Times New Roman" w:hint="default"/>
+          <w:shd w:val="clear" w:color="auto" w:fill="ffffff"/>
+          <w:rtl w:val="0"/>
+          <w:lang w:val="ru-RU"/>
+          <w14:textOutline>
+            <w14:noFill/>
+          </w14:textOutline>
+        </w:rPr>
+        <w:t xml:space="preserve">и </w:t>
+      </w:r>
+      <w:r>
+        <w:rPr>
+          <w:rFonts w:ascii="Times New Roman" w:hAnsi="Times New Roman"/>
+          <w:shd w:val="clear" w:color="auto" w:fill="ffffff"/>
+          <w:rtl w:val="0"/>
+          <w:lang w:val="en-US"/>
+          <w14:textOutline>
+            <w14:noFill/>
+          </w14:textOutline>
+        </w:rPr>
+        <w:t>{{</w:t>
+      </w:r>
+      <w:r>
+        <w:rPr>
+          <w:rFonts w:ascii="Times New Roman" w:hAnsi="Times New Roman"/>
+          <w:shd w:val="clear" w:color="auto" w:fill="ffffff"/>
+          <w:rtl w:val="0"/>
+          <w:lang w:val="fr-FR"/>
+          <w14:textOutline>
+            <w14:noFill/>
+          </w14:textOutline>
+        </w:rPr>
+        <w:t>position_</w:t>
+      </w:r>
+      <w:r>
+        <w:rPr>
+          <w:rFonts w:ascii="Times New Roman" w:hAnsi="Times New Roman"/>
+          <w:shd w:val="clear" w:color="auto" w:fill="ffffff"/>
+          <w:rtl w:val="0"/>
+          <w:lang w:val="fr-FR"/>
+          <w14:textOutline>
+            <w14:noFill/>
+          </w14:textOutline>
+        </w:rPr>
+        <w:t>3</w:t>
+      </w:r>
+      <w:r>
+        <w:rPr>
+          <w:rFonts w:ascii="Times New Roman" w:hAnsi="Times New Roman"/>
+          <w:shd w:val="clear" w:color="auto" w:fill="ffffff"/>
+          <w:rtl w:val="0"/>
+          <w:lang w:val="en-US"/>
+          <w14:textOutline>
+            <w14:noFill/>
+          </w14:textOutline>
+        </w:rPr>
+        <w:t>}} {{full_name_</w:t>
+      </w:r>
+      <w:r>
+        <w:rPr>
+          <w:rFonts w:ascii="Times New Roman" w:hAnsi="Times New Roman"/>
+          <w:shd w:val="clear" w:color="auto" w:fill="ffffff"/>
+          <w:rtl w:val="0"/>
+          <w:lang w:val="en-US"/>
+          <w14:textOutline>
+            <w14:noFill/>
+          </w14:textOutline>
+        </w:rPr>
+        <w:t>3</w:t>
+      </w:r>
+      <w:r>
+        <w:rPr>
+          <w:rFonts w:ascii="Times New Roman" w:hAnsi="Times New Roman"/>
+          <w:shd w:val="clear" w:color="auto" w:fill="ffffff"/>
+          <w:rtl w:val="0"/>
+          <w:lang w:val="en-US"/>
+          <w14:textOutline>
+            <w14:noFill/>
+          </w14:textOutline>
+        </w:rPr>
+        <w:t>}}</w:t>
+      </w:r>
+      <w:r>
+        <w:rPr>
+          <w:rFonts w:ascii="Times New Roman" w:hAnsi="Times New Roman"/>
+          <w:shd w:val="clear" w:color="auto" w:fill="ffffff"/>
+          <w:rtl w:val="0"/>
+          <w:lang w:val="ru-RU"/>
+          <w14:textOutline>
+            <w14:noFill/>
+          </w14:textOutline>
+        </w:rPr>
+        <w:t>,</w:t>
+      </w:r>
+      <w:r>
+        <w:rPr>
+          <w:rFonts w:ascii="Times New Roman" w:hAnsi="Times New Roman"/>
+          <w:shd w:val="clear" w:color="auto" w:fill="ffffff"/>
+          <w:rtl w:val="0"/>
+          <w:lang w:val="en-US"/>
+          <w14:textOutline>
+            <w14:noFill/>
+          </w14:textOutline>
+        </w:rPr>
+        <w:t xml:space="preserve"> {{</w:t>
+      </w:r>
+      <w:r>
+        <w:rPr>
+          <w:rFonts w:ascii="Times New Roman" w:hAnsi="Times New Roman"/>
+          <w:shd w:val="clear" w:color="auto" w:fill="ffffff"/>
+          <w:rtl w:val="0"/>
+          <w:lang w:val="ru-RU"/>
+          <w14:textOutline>
+            <w14:noFill/>
+          </w14:textOutline>
+        </w:rPr>
+        <w:t>document_type</w:t>
+      </w:r>
+      <w:r>
+        <w:rPr>
+          <w:rFonts w:ascii="Times New Roman" w:hAnsi="Times New Roman"/>
+          <w:shd w:val="clear" w:color="auto" w:fill="ffffff"/>
+          <w:rtl w:val="0"/>
+          <w:lang w:val="en-US"/>
+          <w14:textOutline>
+            <w14:noFill/>
+          </w14:textOutline>
+        </w:rPr>
+        <w:t>_</w:t>
+      </w:r>
+      <w:r>
+        <w:rPr>
+          <w:rFonts w:ascii="Times New Roman" w:hAnsi="Times New Roman"/>
+          <w:shd w:val="clear" w:color="auto" w:fill="ffffff"/>
+          <w:rtl w:val="0"/>
+          <w:lang w:val="en-US"/>
+          <w14:textOutline>
+            <w14:noFill/>
+          </w14:textOutline>
+        </w:rPr>
+        <w:t>3</w:t>
+      </w:r>
+      <w:r>
+        <w:rPr>
+          <w:rFonts w:ascii="Times New Roman" w:hAnsi="Times New Roman"/>
+          <w:shd w:val="clear" w:color="auto" w:fill="ffffff"/>
+          <w:rtl w:val="0"/>
+          <w:lang w:val="en-US"/>
+          <w14:textOutline>
+            <w14:noFill/>
+          </w14:textOutline>
+        </w:rPr>
+        <w:t>}} {{</w:t>
+      </w:r>
+      <w:r>
+        <w:rPr>
+          <w:rFonts w:ascii="Times New Roman" w:hAnsi="Times New Roman"/>
+          <w:shd w:val="clear" w:color="auto" w:fill="ffffff"/>
+          <w:rtl w:val="0"/>
+          <w:lang w:val="ru-RU"/>
+          <w14:textOutline>
+            <w14:noFill/>
+          </w14:textOutline>
+        </w:rPr>
+        <w:t>id_series</w:t>
+      </w:r>
+      <w:r>
+        <w:rPr>
+          <w:rFonts w:ascii="Times New Roman" w:hAnsi="Times New Roman"/>
+          <w:shd w:val="clear" w:color="auto" w:fill="ffffff"/>
+          <w:rtl w:val="0"/>
+          <w:lang w:val="en-US"/>
+          <w14:textOutline>
+            <w14:noFill/>
+          </w14:textOutline>
+        </w:rPr>
+        <w:t>_</w:t>
+      </w:r>
+      <w:r>
+        <w:rPr>
+          <w:rFonts w:ascii="Times New Roman" w:hAnsi="Times New Roman"/>
+          <w:shd w:val="clear" w:color="auto" w:fill="ffffff"/>
+          <w:rtl w:val="0"/>
+          <w:lang w:val="en-US"/>
+          <w14:textOutline>
+            <w14:noFill/>
+          </w14:textOutline>
+        </w:rPr>
+        <w:t>3</w:t>
+      </w:r>
+      <w:r>
+        <w:rPr>
+          <w:rFonts w:ascii="Times New Roman" w:hAnsi="Times New Roman"/>
+          <w:shd w:val="clear" w:color="auto" w:fill="ffffff"/>
+          <w:rtl w:val="0"/>
+          <w:lang w:val="en-US"/>
+          <w14:textOutline>
+            <w14:noFill/>
+          </w14:textOutline>
+        </w:rPr>
+        <w:t>}} {{</w:t>
+      </w:r>
+      <w:r>
+        <w:rPr>
+          <w:rFonts w:ascii="Times New Roman" w:hAnsi="Times New Roman"/>
+          <w:shd w:val="clear" w:color="auto" w:fill="ffffff"/>
+          <w:rtl w:val="0"/>
+          <w:lang w:val="ru-RU"/>
+          <w14:textOutline>
+            <w14:noFill/>
+          </w14:textOutline>
+        </w:rPr>
+        <w:t>id_number</w:t>
+      </w:r>
+      <w:r>
+        <w:rPr>
+          <w:rFonts w:ascii="Times New Roman" w:hAnsi="Times New Roman"/>
+          <w:shd w:val="clear" w:color="auto" w:fill="ffffff"/>
+          <w:rtl w:val="0"/>
+          <w:lang w:val="en-US"/>
+          <w14:textOutline>
+            <w14:noFill/>
+          </w14:textOutline>
+        </w:rPr>
+        <w:t>_</w:t>
+      </w:r>
+      <w:r>
+        <w:rPr>
+          <w:rFonts w:ascii="Times New Roman" w:hAnsi="Times New Roman"/>
+          <w:shd w:val="clear" w:color="auto" w:fill="ffffff"/>
+          <w:rtl w:val="0"/>
+          <w:lang w:val="en-US"/>
+          <w14:textOutline>
+            <w14:noFill/>
+          </w14:textOutline>
+        </w:rPr>
+        <w:t>3</w:t>
+      </w:r>
+      <w:r>
+        <w:rPr>
+          <w:rFonts w:ascii="Times New Roman" w:hAnsi="Times New Roman"/>
+          <w:shd w:val="clear" w:color="auto" w:fill="ffffff"/>
+          <w:rtl w:val="0"/>
+          <w:lang w:val="en-US"/>
+          <w14:textOutline>
+            <w14:noFill/>
+          </w14:textOutline>
+        </w:rPr>
+        <w:t>}}</w:t>
+      </w:r>
+      <w:r>
+        <w:rPr>
+          <w:rFonts w:ascii="Times New Roman" w:hAnsi="Times New Roman"/>
+          <w:shd w:val="clear" w:color="auto" w:fill="ffffff"/>
+          <w:rtl w:val="0"/>
+          <w:lang w:val="ru-RU"/>
+          <w14:textOutline>
+            <w14:noFill/>
+          </w14:textOutline>
+        </w:rPr>
+        <w:t xml:space="preserve">, </w:t>
+      </w:r>
+      <w:r>
+        <w:rPr>
+          <w:rFonts w:ascii="Times New Roman" w:hAnsi="Times New Roman" w:hint="default"/>
+          <w:shd w:val="clear" w:color="auto" w:fill="ffffff"/>
+          <w:rtl w:val="0"/>
+          <w:lang w:val="ru-RU"/>
+          <w14:textOutline>
+            <w14:noFill/>
+          </w14:textOutline>
+        </w:rPr>
+        <w:t>выдан</w:t>
+      </w:r>
+      <w:r>
+        <w:rPr>
+          <w:rFonts w:ascii="Times New Roman" w:hAnsi="Times New Roman"/>
+          <w:shd w:val="clear" w:color="auto" w:fill="ffffff"/>
+          <w:rtl w:val="0"/>
+          <w:lang w:val="en-US"/>
+          <w14:textOutline>
+            <w14:noFill/>
+          </w14:textOutline>
+        </w:rPr>
+        <w:t xml:space="preserve"> {{</w:t>
+      </w:r>
+      <w:r>
+        <w:rPr>
+          <w:rFonts w:ascii="Times New Roman" w:hAnsi="Times New Roman"/>
+          <w:shd w:val="clear" w:color="auto" w:fill="ffffff"/>
+          <w:rtl w:val="0"/>
+          <w:lang w:val="ru-RU"/>
+          <w14:textOutline>
+            <w14:noFill/>
+          </w14:textOutline>
+        </w:rPr>
+        <w:t>id_issued_date</w:t>
+      </w:r>
+      <w:r>
+        <w:rPr>
+          <w:rFonts w:ascii="Times New Roman" w:hAnsi="Times New Roman"/>
+          <w:shd w:val="clear" w:color="auto" w:fill="ffffff"/>
+          <w:rtl w:val="0"/>
+          <w:lang w:val="en-US"/>
+          <w14:textOutline>
+            <w14:noFill/>
+          </w14:textOutline>
+        </w:rPr>
+        <w:t>_</w:t>
+      </w:r>
+      <w:r>
+        <w:rPr>
+          <w:rFonts w:ascii="Times New Roman" w:hAnsi="Times New Roman"/>
+          <w:shd w:val="clear" w:color="auto" w:fill="ffffff"/>
+          <w:rtl w:val="0"/>
+          <w:lang w:val="en-US"/>
+          <w14:textOutline>
+            <w14:noFill/>
+          </w14:textOutline>
+        </w:rPr>
+        <w:t>3</w:t>
+      </w:r>
+      <w:r>
+        <w:rPr>
+          <w:rFonts w:ascii="Times New Roman" w:hAnsi="Times New Roman"/>
+          <w:shd w:val="clear" w:color="auto" w:fill="ffffff"/>
+          <w:rtl w:val="0"/>
+          <w:lang w:val="en-US"/>
+          <w14:textOutline>
+            <w14:noFill/>
+          </w14:textOutline>
+        </w:rPr>
+        <w:t>}} {{</w:t>
+      </w:r>
+      <w:r>
+        <w:rPr>
+          <w:rFonts w:ascii="Times New Roman" w:hAnsi="Times New Roman"/>
+          <w:shd w:val="clear" w:color="auto" w:fill="ffffff"/>
+          <w:rtl w:val="0"/>
+          <w:lang w:val="ru-RU"/>
+          <w14:textOutline>
+            <w14:noFill/>
+          </w14:textOutline>
+        </w:rPr>
+        <w:t>issued_by</w:t>
+      </w:r>
+      <w:r>
+        <w:rPr>
+          <w:rFonts w:ascii="Times New Roman" w:hAnsi="Times New Roman"/>
+          <w:shd w:val="clear" w:color="auto" w:fill="ffffff"/>
+          <w:rtl w:val="0"/>
+          <w:lang w:val="en-US"/>
+          <w14:textOutline>
+            <w14:noFill/>
+          </w14:textOutline>
+        </w:rPr>
+        <w:t>_</w:t>
+      </w:r>
+      <w:r>
+        <w:rPr>
+          <w:rFonts w:ascii="Times New Roman" w:hAnsi="Times New Roman"/>
+          <w:shd w:val="clear" w:color="auto" w:fill="ffffff"/>
+          <w:rtl w:val="0"/>
+          <w:lang w:val="en-US"/>
+          <w14:textOutline>
+            <w14:noFill/>
+          </w14:textOutline>
+        </w:rPr>
+        <w:t>3</w:t>
+      </w:r>
+      <w:r>
+        <w:rPr>
+          <w:rFonts w:ascii="Times New Roman" w:hAnsi="Times New Roman"/>
+          <w:shd w:val="clear" w:color="auto" w:fill="ffffff"/>
+          <w:rtl w:val="0"/>
+          <w:lang w:val="en-US"/>
+          <w14:textOutline>
+            <w14:noFill/>
+          </w14:textOutline>
+        </w:rPr>
+        <w:t>}}</w:t>
+      </w:r>
+      <w:r>
+        <w:rPr>
+          <w:rFonts w:ascii="Times New Roman" w:hAnsi="Times New Roman"/>
+          <w:shd w:val="clear" w:color="auto" w:fill="ffffff"/>
+          <w:rtl w:val="0"/>
+          <w:lang w:val="ru-RU"/>
+          <w14:textOutline>
+            <w14:noFill/>
+          </w14:textOutline>
+        </w:rPr>
+        <w:t xml:space="preserve">, </w:t>
+      </w:r>
+      <w:r>
+        <w:rPr>
+          <w:rFonts w:ascii="Times New Roman" w:hAnsi="Times New Roman" w:hint="default"/>
+          <w:shd w:val="clear" w:color="auto" w:fill="ffffff"/>
+          <w:rtl w:val="0"/>
+          <w:lang w:val="ru-RU"/>
+          <w14:textOutline>
+            <w14:noFill/>
+          </w14:textOutline>
+        </w:rPr>
+        <w:t>проживающий по адресу</w:t>
+      </w:r>
+      <w:r>
+        <w:rPr>
+          <w:rFonts w:ascii="Times New Roman" w:hAnsi="Times New Roman"/>
+          <w:shd w:val="clear" w:color="auto" w:fill="ffffff"/>
+          <w:rtl w:val="0"/>
+          <w:lang w:val="en-US"/>
+          <w14:textOutline>
+            <w14:noFill/>
+          </w14:textOutline>
+        </w:rPr>
+        <w:t xml:space="preserve"> {{</w:t>
+      </w:r>
+      <w:r>
+        <w:rPr>
+          <w:rFonts w:ascii="Times New Roman" w:hAnsi="Times New Roman"/>
+          <w:shd w:val="clear" w:color="auto" w:fill="ffffff"/>
+          <w:rtl w:val="0"/>
+          <w:lang w:val="ru-RU"/>
+          <w14:textOutline>
+            <w14:noFill/>
+          </w14:textOutline>
+        </w:rPr>
+        <w:t>address</w:t>
+      </w:r>
+      <w:r>
+        <w:rPr>
+          <w:rFonts w:ascii="Times New Roman" w:hAnsi="Times New Roman"/>
+          <w:shd w:val="clear" w:color="auto" w:fill="ffffff"/>
+          <w:rtl w:val="0"/>
+          <w:lang w:val="en-US"/>
+          <w14:textOutline>
+            <w14:noFill/>
+          </w14:textOutline>
+        </w:rPr>
+        <w:t>_</w:t>
+      </w:r>
+      <w:r>
+        <w:rPr>
+          <w:rFonts w:ascii="Times New Roman" w:hAnsi="Times New Roman"/>
+          <w:shd w:val="clear" w:color="auto" w:fill="ffffff"/>
+          <w:rtl w:val="0"/>
+          <w:lang w:val="en-US"/>
+          <w14:textOutline>
+            <w14:noFill/>
+          </w14:textOutline>
+        </w:rPr>
+        <w:t>3</w:t>
+      </w:r>
+      <w:r>
+        <w:rPr>
+          <w:rFonts w:ascii="Times New Roman" w:hAnsi="Times New Roman"/>
+          <w:shd w:val="clear" w:color="auto" w:fill="ffffff"/>
+          <w:rtl w:val="0"/>
+          <w:lang w:val="en-US"/>
+          <w14:textOutline>
+            <w14:noFill/>
+          </w14:textOutline>
+        </w:rPr>
+        <w:t>}}</w:t>
+      </w:r>
+      <w:r>
+        <w:rPr>
+          <w:rFonts w:ascii="Times New Roman" w:hAnsi="Times New Roman"/>
+          <w:shd w:val="clear" w:color="auto" w:fill="ffffff"/>
+          <w:rtl w:val="0"/>
+          <w:lang w:val="ru-RU"/>
+          <w14:textOutline>
+            <w14:noFill/>
+          </w14:textOutline>
+        </w:rPr>
+        <w:t xml:space="preserve">, </w:t>
+      </w:r>
+      <w:r>
+        <w:rPr>
+          <w:rFonts w:ascii="Times New Roman" w:hAnsi="Times New Roman" w:hint="default"/>
+          <w:shd w:val="clear" w:color="auto" w:fill="ffffff"/>
+          <w:rtl w:val="0"/>
+          <w:lang w:val="ru-RU"/>
+          <w14:textOutline>
+            <w14:noFill/>
+          </w14:textOutline>
+        </w:rPr>
+        <w:t xml:space="preserve">в соответствии с Трудовым договором от </w:t>
+      </w:r>
+      <w:r>
+        <w:rPr>
+          <w:rFonts w:ascii="Times New Roman" w:hAnsi="Times New Roman"/>
+          <w:shd w:val="clear" w:color="auto" w:fill="ffffff"/>
+          <w:rtl w:val="0"/>
+          <w:lang w:val="en-US"/>
+          <w14:textOutline>
+            <w14:noFill/>
+          </w14:textOutline>
+        </w:rPr>
+        <w:t>{{</w:t>
+      </w:r>
+      <w:r>
+        <w:rPr>
+          <w:rFonts w:ascii="Times New Roman" w:hAnsi="Times New Roman"/>
+          <w:shd w:val="clear" w:color="auto" w:fill="ffffff"/>
+          <w:rtl w:val="0"/>
+          <w:lang w:val="ru-RU"/>
+          <w14:textOutline>
+            <w14:noFill/>
+          </w14:textOutline>
+        </w:rPr>
+        <w:t>contract_date_</w:t>
+      </w:r>
+      <w:r>
+        <w:rPr>
+          <w:rFonts w:ascii="Times New Roman" w:hAnsi="Times New Roman"/>
+          <w:shd w:val="clear" w:color="auto" w:fill="ffffff"/>
+          <w:rtl w:val="0"/>
+          <w:lang w:val="ru-RU"/>
+          <w14:textOutline>
+            <w14:noFill/>
+          </w14:textOutline>
+        </w:rPr>
+        <w:t>3</w:t>
+      </w:r>
+      <w:r>
+        <w:rPr>
+          <w:rFonts w:ascii="Times New Roman" w:hAnsi="Times New Roman"/>
+          <w:shd w:val="clear" w:color="auto" w:fill="ffffff"/>
+          <w:rtl w:val="0"/>
+          <w:lang w:val="en-US"/>
+          <w14:textOutline>
+            <w14:noFill/>
+          </w14:textOutline>
+        </w:rPr>
+        <w:t>}}</w:t>
+      </w:r>
+      <w:r>
+        <w:rPr>
+          <w:rFonts w:ascii="Times New Roman" w:hAnsi="Times New Roman" w:hint="default"/>
+          <w:shd w:val="clear" w:color="auto" w:fill="ffffff"/>
+          <w:rtl w:val="0"/>
+          <w:lang w:val="ru-RU"/>
+          <w14:textOutline>
+            <w14:noFill/>
+          </w14:textOutline>
+        </w:rPr>
+        <w:t xml:space="preserve"> года № </w:t>
+      </w:r>
+      <w:r>
+        <w:rPr>
+          <w:rFonts w:ascii="Times New Roman" w:hAnsi="Times New Roman"/>
+          <w:shd w:val="clear" w:color="auto" w:fill="ffffff"/>
+          <w:rtl w:val="0"/>
+          <w:lang w:val="en-US"/>
+          <w14:textOutline>
+            <w14:noFill/>
+          </w14:textOutline>
+        </w:rPr>
+        <w:t>{{</w:t>
+      </w:r>
+      <w:r>
+        <w:rPr>
+          <w:rFonts w:ascii="Times New Roman" w:hAnsi="Times New Roman"/>
+          <w:shd w:val="clear" w:color="auto" w:fill="ffffff"/>
+          <w:rtl w:val="0"/>
+          <w:lang w:val="ru-RU"/>
+          <w14:textOutline>
+            <w14:noFill/>
+          </w14:textOutline>
+        </w:rPr>
+        <w:t>contract_number_</w:t>
+      </w:r>
+      <w:r>
+        <w:rPr>
+          <w:rFonts w:ascii="Times New Roman" w:hAnsi="Times New Roman"/>
+          <w:shd w:val="clear" w:color="auto" w:fill="ffffff"/>
+          <w:rtl w:val="0"/>
+          <w:lang w:val="ru-RU"/>
+          <w14:textOutline>
+            <w14:noFill/>
+          </w14:textOutline>
+        </w:rPr>
+        <w:t>3</w:t>
+      </w:r>
+      <w:r>
+        <w:rPr>
+          <w:rFonts w:ascii="Times New Roman" w:hAnsi="Times New Roman"/>
+          <w:shd w:val="clear" w:color="auto" w:fill="ffffff"/>
+          <w:rtl w:val="0"/>
+          <w:lang w:val="en-US"/>
+          <w14:textOutline>
+            <w14:noFill/>
+          </w14:textOutline>
+        </w:rPr>
+        <w:t>}}</w:t>
+      </w:r>
+    </w:p>
+    <w:p>
+      <w:pPr>
+        <w:pStyle w:val="Основной текст A"/>
         <w:jc w:val="both"/>
       </w:pPr>
       <w:r>
@@ -709,6 +1882,7 @@
         <w:rPr>
           <w:rFonts w:ascii="Times New Roman" w:hAnsi="Times New Roman"/>
           <w:rtl w:val="0"/>
+          <w:lang w:val="en-US"/>
         </w:rPr>
         <w:t xml:space="preserve">", </w:t>
       </w:r>
@@ -724,6 +1898,7 @@
         <w:rPr>
           <w:rFonts w:ascii="Times New Roman" w:hAnsi="Times New Roman"/>
           <w:rtl w:val="0"/>
+          <w:lang w:val="en-US"/>
         </w:rPr>
         <w:t xml:space="preserve">, </w:t>
       </w:r>
@@ -739,6 +1914,7 @@
         <w:rPr>
           <w:rFonts w:ascii="Times New Roman" w:hAnsi="Times New Roman"/>
           <w:rtl w:val="0"/>
+          <w:lang w:val="en-US"/>
         </w:rPr>
         <w:t>:</w:t>
       </w:r>
@@ -750,8 +1926,11 @@
           <w:ilvl w:val="0"/>
           <w:numId w:val="2"/>
         </w:numPr>
+        <w:bidi w:val="0"/>
+        <w:ind w:right="0"/>
         <w:jc w:val="both"/>
         <w:rPr>
+          <w:rtl w:val="0"/>
           <w:lang w:val="en-US"/>
         </w:rPr>
       </w:pPr>
@@ -792,7 +1971,7 @@
       <w:tblPr>
         <w:tblW w:w="9690" w:type="dxa"/>
         <w:jc w:val="left"/>
-        <w:tblInd w:w="108" w:type="dxa"/>
+        <w:tblInd w:w="216" w:type="dxa"/>
         <w:tblBorders>
           <w:top w:val="single" w:color="ffffff" w:sz="8" w:space="0" w:shadow="0" w:frame="0"/>
           <w:left w:val="single" w:color="ffffff" w:sz="8" w:space="0" w:shadow="0" w:frame="0"/>
@@ -817,7 +1996,7 @@
           <w:shd w:val="clear" w:color="auto" w:fill="ced7e7"/>
         </w:tblPrEx>
         <w:trPr>
-          <w:trHeight w:val="662" w:hRule="atLeast"/>
+          <w:trHeight w:val="672" w:hRule="atLeast"/>
         </w:trPr>
         <w:tc>
           <w:tcPr>
@@ -839,7 +2018,7 @@
           </w:tcPr>
           <w:p>
             <w:pPr>
-              <w:pStyle w:val="Основной текст"/>
+              <w:pStyle w:val="Основной текст A"/>
               <w:jc w:val="center"/>
             </w:pPr>
             <w:r>
@@ -903,7 +2082,7 @@
           </w:tcPr>
           <w:p>
             <w:pPr>
-              <w:pStyle w:val="Основной текст"/>
+              <w:pStyle w:val="Основной текст A"/>
               <w:spacing w:after="0" w:line="240" w:lineRule="auto"/>
               <w:jc w:val="center"/>
             </w:pPr>
@@ -946,7 +2125,7 @@
           </w:tcPr>
           <w:p>
             <w:pPr>
-              <w:pStyle w:val="Основной текст"/>
+              <w:pStyle w:val="Основной текст A"/>
               <w:spacing w:after="0" w:line="240" w:lineRule="auto"/>
               <w:jc w:val="center"/>
             </w:pPr>
@@ -1011,7 +2190,7 @@
           </w:tcPr>
           <w:p>
             <w:pPr>
-              <w:pStyle w:val="Основной текст"/>
+              <w:pStyle w:val="Основной текст A"/>
               <w:spacing w:after="0" w:line="240" w:lineRule="auto"/>
               <w:jc w:val="center"/>
             </w:pPr>
@@ -1052,7 +2231,7 @@
           </w:tcPr>
           <w:p>
             <w:pPr>
-              <w:pStyle w:val="Основной текст"/>
+              <w:pStyle w:val="Основной текст A"/>
               <w:spacing w:after="0" w:line="240" w:lineRule="auto"/>
               <w:jc w:val="center"/>
             </w:pPr>
@@ -1091,7 +2270,7 @@
           </w:tcPr>
           <w:p>
             <w:pPr>
-              <w:pStyle w:val="Основной текст"/>
+              <w:pStyle w:val="Основной текст A"/>
               <w:spacing w:after="0" w:line="240" w:lineRule="auto"/>
               <w:jc w:val="center"/>
             </w:pPr>
@@ -1182,7 +2361,7 @@
           <w:shd w:val="clear" w:color="auto" w:fill="ced7e7"/>
         </w:tblPrEx>
         <w:trPr>
-          <w:trHeight w:val="490" w:hRule="atLeast"/>
+          <w:trHeight w:val="500" w:hRule="atLeast"/>
         </w:trPr>
         <w:tc>
           <w:tcPr>
@@ -1204,7 +2383,7 @@
           </w:tcPr>
           <w:p>
             <w:pPr>
-              <w:pStyle w:val="Основной текст"/>
+              <w:pStyle w:val="Основной текст A"/>
               <w:spacing w:after="0" w:line="240" w:lineRule="auto"/>
             </w:pPr>
             <w:r>
@@ -1323,7 +2502,7 @@
           <w:shd w:val="clear" w:color="auto" w:fill="ced7e7"/>
         </w:tblPrEx>
         <w:trPr>
-          <w:trHeight w:val="442" w:hRule="atLeast"/>
+          <w:trHeight w:val="452" w:hRule="atLeast"/>
         </w:trPr>
         <w:tc>
           <w:tcPr>
@@ -1345,7 +2524,7 @@
           </w:tcPr>
           <w:p>
             <w:pPr>
-              <w:pStyle w:val="Основной текст"/>
+              <w:pStyle w:val="Основной текст A"/>
               <w:spacing w:after="0" w:line="240" w:lineRule="auto"/>
               <w:jc w:val="center"/>
             </w:pPr>
@@ -1382,7 +2561,7 @@
           </w:tcPr>
           <w:p>
             <w:pPr>
-              <w:pStyle w:val="Основной текст"/>
+              <w:pStyle w:val="Основной текст A"/>
               <w:spacing w:after="0" w:line="240" w:lineRule="auto"/>
               <w:jc w:val="center"/>
             </w:pPr>
@@ -1419,7 +2598,7 @@
           </w:tcPr>
           <w:p>
             <w:pPr>
-              <w:pStyle w:val="Основной текст"/>
+              <w:pStyle w:val="Основной текст A"/>
               <w:spacing w:after="0" w:line="240" w:lineRule="auto"/>
               <w:jc w:val="center"/>
             </w:pPr>
@@ -1456,7 +2635,7 @@
           </w:tcPr>
           <w:p>
             <w:pPr>
-              <w:pStyle w:val="Основной текст"/>
+              <w:pStyle w:val="Основной текст A"/>
               <w:spacing w:after="0" w:line="240" w:lineRule="auto"/>
               <w:jc w:val="center"/>
             </w:pPr>
@@ -1504,7 +2683,7 @@
           </w:tcPr>
           <w:p>
             <w:pPr>
-              <w:pStyle w:val="Основной текст"/>
+              <w:pStyle w:val="Основной текст A"/>
               <w:spacing w:after="0" w:line="240" w:lineRule="auto"/>
               <w:jc w:val="center"/>
             </w:pPr>
@@ -1541,7 +2720,7 @@
           </w:tcPr>
           <w:p>
             <w:pPr>
-              <w:pStyle w:val="Основной текст"/>
+              <w:pStyle w:val="Основной текст A"/>
               <w:spacing w:after="0" w:line="240" w:lineRule="auto"/>
               <w:jc w:val="center"/>
             </w:pPr>
@@ -1564,7 +2743,7 @@
           <w:shd w:val="clear" w:color="auto" w:fill="ced7e7"/>
         </w:tblPrEx>
         <w:trPr>
-          <w:trHeight w:val="490" w:hRule="atLeast"/>
+          <w:trHeight w:val="500" w:hRule="atLeast"/>
         </w:trPr>
         <w:tc>
           <w:tcPr>
@@ -1586,7 +2765,7 @@
           </w:tcPr>
           <w:p>
             <w:pPr>
-              <w:pStyle w:val="Основной текст"/>
+              <w:pStyle w:val="Основной текст A"/>
               <w:spacing w:after="0" w:line="240" w:lineRule="auto"/>
             </w:pPr>
             <w:r>
@@ -1703,7 +2882,18 @@
     </w:tbl>
     <w:p>
       <w:pPr>
-        <w:pStyle w:val="Основной текст"/>
+        <w:pStyle w:val="List Number"/>
+        <w:widowControl w:val="0"/>
+        <w:numPr>
+          <w:ilvl w:val="0"/>
+          <w:numId w:val="3"/>
+        </w:numPr>
+        <w:spacing w:line="240" w:lineRule="auto"/>
+      </w:pPr>
+    </w:p>
+    <w:p>
+      <w:pPr>
+        <w:pStyle w:val="Основной текст A"/>
         <w:widowControl w:val="0"/>
         <w:spacing w:line="240" w:lineRule="auto"/>
       </w:pPr>
@@ -1713,8 +2903,11 @@
         <w:pStyle w:val="List Number"/>
         <w:numPr>
           <w:ilvl w:val="0"/>
-          <w:numId w:val="3"/>
+          <w:numId w:val="4"/>
         </w:numPr>
+        <w:rPr>
+          <w:lang w:val="en-US"/>
+        </w:rPr>
       </w:pPr>
       <w:r>
         <w:rPr>
@@ -1756,6 +2949,9 @@
           <w:ilvl w:val="0"/>
           <w:numId w:val="2"/>
         </w:numPr>
+        <w:rPr>
+          <w:lang w:val="en-US"/>
+        </w:rPr>
       </w:pPr>
       <w:r>
         <w:rPr>
@@ -1808,7 +3004,7 @@
     </w:p>
     <w:p>
       <w:pPr>
-        <w:pStyle w:val="Основной текст"/>
+        <w:pStyle w:val="Основной текст A"/>
         <w:spacing w:after="120"/>
         <w:jc w:val="center"/>
       </w:pPr>
@@ -1824,20 +3020,21 @@
         <w:rPr>
           <w:rFonts w:ascii="Times New Roman" w:hAnsi="Times New Roman"/>
           <w:rtl w:val="0"/>
+          <w:lang w:val="en-US"/>
         </w:rPr>
         <w:t>:</w:t>
       </w:r>
     </w:p>
     <w:p>
       <w:pPr>
-        <w:pStyle w:val="Основной текст"/>
+        <w:pStyle w:val="Основной текст A"/>
       </w:pPr>
     </w:p>
     <w:tbl>
       <w:tblPr>
         <w:tblW w:w="9688" w:type="dxa"/>
         <w:jc w:val="left"/>
-        <w:tblInd w:w="108" w:type="dxa"/>
+        <w:tblInd w:w="216" w:type="dxa"/>
         <w:tblBorders>
           <w:top w:val="single" w:color="ffffff" w:sz="8" w:space="0" w:shadow="0" w:frame="0"/>
           <w:left w:val="single" w:color="ffffff" w:sz="8" w:space="0" w:shadow="0" w:frame="0"/>
@@ -1858,7 +3055,7 @@
           <w:shd w:val="clear" w:color="auto" w:fill="ced7e7"/>
         </w:tblPrEx>
         <w:trPr>
-          <w:trHeight w:val="792" w:hRule="atLeast"/>
+          <w:trHeight w:val="812" w:hRule="atLeast"/>
         </w:trPr>
         <w:tc>
           <w:tcPr>
@@ -1880,7 +3077,7 @@
           </w:tcPr>
           <w:p>
             <w:pPr>
-              <w:pStyle w:val="Основной текст"/>
+              <w:pStyle w:val="Основной текст A"/>
             </w:pPr>
             <w:r>
               <w:rPr>
@@ -1940,7 +3137,7 @@
           </w:tcPr>
           <w:p>
             <w:pPr>
-              <w:pStyle w:val="Основной текст"/>
+              <w:pStyle w:val="Основной текст A"/>
             </w:pPr>
             <w:r>
               <w:rPr>
@@ -1966,7 +3163,7 @@
           <w:shd w:val="clear" w:color="auto" w:fill="ced7e7"/>
         </w:tblPrEx>
         <w:trPr>
-          <w:trHeight w:val="240" w:hRule="atLeast"/>
+          <w:trHeight w:val="310" w:hRule="atLeast"/>
         </w:trPr>
         <w:tc>
           <w:tcPr>
@@ -2008,7 +3205,7 @@
           </w:tcPr>
           <w:p>
             <w:pPr>
-              <w:pStyle w:val="Основной текст"/>
+              <w:pStyle w:val="Основной текст A"/>
             </w:pPr>
             <w:r>
               <w:rPr>
@@ -2026,7 +3223,7 @@
           <w:shd w:val="clear" w:color="auto" w:fill="ced7e7"/>
         </w:tblPrEx>
         <w:trPr>
-          <w:trHeight w:val="240" w:hRule="atLeast"/>
+          <w:trHeight w:val="310" w:hRule="atLeast"/>
         </w:trPr>
         <w:tc>
           <w:tcPr>
@@ -2068,7 +3265,7 @@
           </w:tcPr>
           <w:p>
             <w:pPr>
-              <w:pStyle w:val="Основной текст"/>
+              <w:pStyle w:val="Основной текст A"/>
             </w:pPr>
             <w:r>
               <w:rPr>
@@ -2084,14 +3281,15 @@
     </w:tbl>
     <w:p>
       <w:pPr>
-        <w:pStyle w:val="Основной текст"/>
+        <w:pStyle w:val="Основной текст A"/>
         <w:widowControl w:val="0"/>
         <w:spacing w:line="240" w:lineRule="auto"/>
+        <w:ind w:left="108" w:hanging="108"/>
       </w:pPr>
     </w:p>
     <w:p>
       <w:pPr>
-        <w:pStyle w:val="Основной текст"/>
+        <w:pStyle w:val="Основной текст A"/>
         <w:widowControl w:val="0"/>
         <w:spacing w:line="240" w:lineRule="auto"/>
       </w:pPr>
@@ -2412,6 +3610,288 @@
   <w:num w:numId="3">
     <w:abstractNumId w:val="0"/>
     <w:lvlOverride w:ilvl="0">
+      <w:lvl w:ilvl="0">
+        <w:start w:val="1"/>
+        <w:numFmt w:val="decimal"/>
+        <w:suff w:val="tab"/>
+        <w:lvlText w:val="%1."/>
+        <w:lvlJc w:val="left"/>
+        <w:pPr>
+          <w:tabs>
+            <w:tab w:val="num" w:pos="360"/>
+          </w:tabs>
+          <w:ind w:left="468" w:hanging="468"/>
+        </w:pPr>
+        <w:rPr>
+          <w:rFonts w:hAnsi="Arial Unicode MS"/>
+          <w:caps w:val="0"/>
+          <w:smallCaps w:val="0"/>
+          <w:strike w:val="0"/>
+          <w:dstrike w:val="0"/>
+          <w:outline w:val="0"/>
+          <w:emboss w:val="0"/>
+          <w:imprint w:val="0"/>
+          <w:spacing w:val="0"/>
+          <w:w w:val="100"/>
+          <w:kern w:val="0"/>
+          <w:position w:val="0"/>
+          <w:highlight w:val="none"/>
+          <w:vertAlign w:val="baseline"/>
+        </w:rPr>
+      </w:lvl>
+    </w:lvlOverride>
+    <w:lvlOverride w:ilvl="1">
+      <w:lvl w:ilvl="1">
+        <w:start w:val="1"/>
+        <w:numFmt w:val="decimal"/>
+        <w:suff w:val="tab"/>
+        <w:lvlText w:val="%2."/>
+        <w:lvlJc w:val="left"/>
+        <w:pPr>
+          <w:tabs>
+            <w:tab w:val="num" w:pos="360"/>
+          </w:tabs>
+          <w:ind w:left="468" w:hanging="468"/>
+        </w:pPr>
+        <w:rPr>
+          <w:rFonts w:hAnsi="Arial Unicode MS"/>
+          <w:caps w:val="0"/>
+          <w:smallCaps w:val="0"/>
+          <w:strike w:val="0"/>
+          <w:dstrike w:val="0"/>
+          <w:outline w:val="0"/>
+          <w:emboss w:val="0"/>
+          <w:imprint w:val="0"/>
+          <w:spacing w:val="0"/>
+          <w:w w:val="100"/>
+          <w:kern w:val="0"/>
+          <w:position w:val="0"/>
+          <w:highlight w:val="none"/>
+          <w:vertAlign w:val="baseline"/>
+        </w:rPr>
+      </w:lvl>
+    </w:lvlOverride>
+    <w:lvlOverride w:ilvl="2">
+      <w:lvl w:ilvl="2">
+        <w:start w:val="1"/>
+        <w:numFmt w:val="decimal"/>
+        <w:suff w:val="tab"/>
+        <w:lvlText w:val="%3."/>
+        <w:lvlJc w:val="left"/>
+        <w:pPr>
+          <w:tabs>
+            <w:tab w:val="num" w:pos="360"/>
+          </w:tabs>
+          <w:ind w:left="468" w:hanging="468"/>
+        </w:pPr>
+        <w:rPr>
+          <w:rFonts w:hAnsi="Arial Unicode MS"/>
+          <w:caps w:val="0"/>
+          <w:smallCaps w:val="0"/>
+          <w:strike w:val="0"/>
+          <w:dstrike w:val="0"/>
+          <w:outline w:val="0"/>
+          <w:emboss w:val="0"/>
+          <w:imprint w:val="0"/>
+          <w:spacing w:val="0"/>
+          <w:w w:val="100"/>
+          <w:kern w:val="0"/>
+          <w:position w:val="0"/>
+          <w:highlight w:val="none"/>
+          <w:vertAlign w:val="baseline"/>
+        </w:rPr>
+      </w:lvl>
+    </w:lvlOverride>
+    <w:lvlOverride w:ilvl="3">
+      <w:lvl w:ilvl="3">
+        <w:start w:val="1"/>
+        <w:numFmt w:val="decimal"/>
+        <w:suff w:val="tab"/>
+        <w:lvlText w:val="%4."/>
+        <w:lvlJc w:val="left"/>
+        <w:pPr>
+          <w:tabs>
+            <w:tab w:val="num" w:pos="360"/>
+          </w:tabs>
+          <w:ind w:left="468" w:hanging="468"/>
+        </w:pPr>
+        <w:rPr>
+          <w:rFonts w:hAnsi="Arial Unicode MS"/>
+          <w:caps w:val="0"/>
+          <w:smallCaps w:val="0"/>
+          <w:strike w:val="0"/>
+          <w:dstrike w:val="0"/>
+          <w:outline w:val="0"/>
+          <w:emboss w:val="0"/>
+          <w:imprint w:val="0"/>
+          <w:spacing w:val="0"/>
+          <w:w w:val="100"/>
+          <w:kern w:val="0"/>
+          <w:position w:val="0"/>
+          <w:highlight w:val="none"/>
+          <w:vertAlign w:val="baseline"/>
+        </w:rPr>
+      </w:lvl>
+    </w:lvlOverride>
+    <w:lvlOverride w:ilvl="4">
+      <w:lvl w:ilvl="4">
+        <w:start w:val="1"/>
+        <w:numFmt w:val="decimal"/>
+        <w:suff w:val="tab"/>
+        <w:lvlText w:val="%5."/>
+        <w:lvlJc w:val="left"/>
+        <w:pPr>
+          <w:tabs>
+            <w:tab w:val="num" w:pos="360"/>
+          </w:tabs>
+          <w:ind w:left="468" w:hanging="468"/>
+        </w:pPr>
+        <w:rPr>
+          <w:rFonts w:hAnsi="Arial Unicode MS"/>
+          <w:caps w:val="0"/>
+          <w:smallCaps w:val="0"/>
+          <w:strike w:val="0"/>
+          <w:dstrike w:val="0"/>
+          <w:outline w:val="0"/>
+          <w:emboss w:val="0"/>
+          <w:imprint w:val="0"/>
+          <w:spacing w:val="0"/>
+          <w:w w:val="100"/>
+          <w:kern w:val="0"/>
+          <w:position w:val="0"/>
+          <w:highlight w:val="none"/>
+          <w:vertAlign w:val="baseline"/>
+        </w:rPr>
+      </w:lvl>
+    </w:lvlOverride>
+    <w:lvlOverride w:ilvl="5">
+      <w:lvl w:ilvl="5">
+        <w:start w:val="1"/>
+        <w:numFmt w:val="decimal"/>
+        <w:suff w:val="tab"/>
+        <w:lvlText w:val="%6."/>
+        <w:lvlJc w:val="left"/>
+        <w:pPr>
+          <w:tabs>
+            <w:tab w:val="num" w:pos="360"/>
+          </w:tabs>
+          <w:ind w:left="468" w:hanging="468"/>
+        </w:pPr>
+        <w:rPr>
+          <w:rFonts w:hAnsi="Arial Unicode MS"/>
+          <w:caps w:val="0"/>
+          <w:smallCaps w:val="0"/>
+          <w:strike w:val="0"/>
+          <w:dstrike w:val="0"/>
+          <w:outline w:val="0"/>
+          <w:emboss w:val="0"/>
+          <w:imprint w:val="0"/>
+          <w:spacing w:val="0"/>
+          <w:w w:val="100"/>
+          <w:kern w:val="0"/>
+          <w:position w:val="0"/>
+          <w:highlight w:val="none"/>
+          <w:vertAlign w:val="baseline"/>
+        </w:rPr>
+      </w:lvl>
+    </w:lvlOverride>
+    <w:lvlOverride w:ilvl="6">
+      <w:lvl w:ilvl="6">
+        <w:start w:val="1"/>
+        <w:numFmt w:val="decimal"/>
+        <w:suff w:val="tab"/>
+        <w:lvlText w:val="%7."/>
+        <w:lvlJc w:val="left"/>
+        <w:pPr>
+          <w:tabs>
+            <w:tab w:val="num" w:pos="360"/>
+          </w:tabs>
+          <w:ind w:left="468" w:hanging="468"/>
+        </w:pPr>
+        <w:rPr>
+          <w:rFonts w:hAnsi="Arial Unicode MS"/>
+          <w:caps w:val="0"/>
+          <w:smallCaps w:val="0"/>
+          <w:strike w:val="0"/>
+          <w:dstrike w:val="0"/>
+          <w:outline w:val="0"/>
+          <w:emboss w:val="0"/>
+          <w:imprint w:val="0"/>
+          <w:spacing w:val="0"/>
+          <w:w w:val="100"/>
+          <w:kern w:val="0"/>
+          <w:position w:val="0"/>
+          <w:highlight w:val="none"/>
+          <w:vertAlign w:val="baseline"/>
+        </w:rPr>
+      </w:lvl>
+    </w:lvlOverride>
+    <w:lvlOverride w:ilvl="7">
+      <w:lvl w:ilvl="7">
+        <w:start w:val="1"/>
+        <w:numFmt w:val="decimal"/>
+        <w:suff w:val="tab"/>
+        <w:lvlText w:val="%8."/>
+        <w:lvlJc w:val="left"/>
+        <w:pPr>
+          <w:tabs>
+            <w:tab w:val="num" w:pos="360"/>
+          </w:tabs>
+          <w:ind w:left="468" w:hanging="468"/>
+        </w:pPr>
+        <w:rPr>
+          <w:rFonts w:hAnsi="Arial Unicode MS"/>
+          <w:caps w:val="0"/>
+          <w:smallCaps w:val="0"/>
+          <w:strike w:val="0"/>
+          <w:dstrike w:val="0"/>
+          <w:outline w:val="0"/>
+          <w:emboss w:val="0"/>
+          <w:imprint w:val="0"/>
+          <w:spacing w:val="0"/>
+          <w:w w:val="100"/>
+          <w:kern w:val="0"/>
+          <w:position w:val="0"/>
+          <w:highlight w:val="none"/>
+          <w:vertAlign w:val="baseline"/>
+        </w:rPr>
+      </w:lvl>
+    </w:lvlOverride>
+    <w:lvlOverride w:ilvl="8">
+      <w:lvl w:ilvl="8">
+        <w:start w:val="1"/>
+        <w:numFmt w:val="decimal"/>
+        <w:suff w:val="tab"/>
+        <w:lvlText w:val="%9."/>
+        <w:lvlJc w:val="left"/>
+        <w:pPr>
+          <w:tabs>
+            <w:tab w:val="num" w:pos="360"/>
+          </w:tabs>
+          <w:ind w:left="468" w:hanging="468"/>
+        </w:pPr>
+        <w:rPr>
+          <w:rFonts w:hAnsi="Arial Unicode MS"/>
+          <w:caps w:val="0"/>
+          <w:smallCaps w:val="0"/>
+          <w:strike w:val="0"/>
+          <w:dstrike w:val="0"/>
+          <w:outline w:val="0"/>
+          <w:emboss w:val="0"/>
+          <w:imprint w:val="0"/>
+          <w:spacing w:val="0"/>
+          <w:w w:val="100"/>
+          <w:kern w:val="0"/>
+          <w:position w:val="0"/>
+          <w:highlight w:val="none"/>
+          <w:vertAlign w:val="baseline"/>
+        </w:rPr>
+      </w:lvl>
+    </w:lvlOverride>
+  </w:num>
+  <w:num w:numId="4">
+    <w:abstractNumId w:val="0"/>
+    <w:lvlOverride w:ilvl="0">
       <w:startOverride w:val="2"/>
     </w:lvlOverride>
   </w:num>
@@ -2574,9 +4054,9 @@
       </w14:textFill>
     </w:rPr>
   </w:style>
-  <w:style w:type="paragraph" w:styleId="Основной текст">
-    <w:name w:val="Основной текст"/>
-    <w:next w:val="Основной текст"/>
+  <w:style w:type="paragraph" w:styleId="Основной текст A">
+    <w:name w:val="Основной текст A"/>
+    <w:next w:val="Основной текст A"/>
     <w:pPr>
       <w:keepNext w:val="0"/>
       <w:keepLines w:val="0"/>
@@ -2611,8 +4091,9 @@
       <w:shd w:val="nil" w:color="auto" w:fill="auto"/>
       <w:vertAlign w:val="baseline"/>
       <w:lang w:val="en-US"/>
-      <w14:textOutline>
+      <w14:textOutline w14:w="12700" w14:cap="flat">
         <w14:noFill/>
+        <w14:miter w14:lim="400000"/>
       </w14:textOutline>
       <w14:textFill>
         <w14:solidFill>
@@ -2824,9 +4305,9 @@
         </a:effectStyle>
         <a:effectStyle>
           <a:effectLst>
-            <a:outerShdw sx="100000" sy="100000" kx="0" ky="0" algn="b" rotWithShape="0" blurRad="38100" dist="20000" dir="5400000">
+            <a:outerShdw sx="100000" sy="100000" kx="0" ky="0" algn="b" rotWithShape="0" blurRad="38100" dist="23000" dir="5400000">
               <a:srgbClr val="000000">
-                <a:alpha val="38000"/>
+                <a:alpha val="35000"/>
               </a:srgbClr>
             </a:outerShdw>
           </a:effectLst>
@@ -2906,7 +4387,7 @@
         </a:effectLst>
         <a:sp3d/>
       </a:spPr>
-      <a:bodyPr rot="0" spcFirstLastPara="1" vertOverflow="overflow" horzOverflow="overflow" vert="horz" wrap="square" lIns="45719" tIns="45719" rIns="45719" bIns="45719" numCol="1" spcCol="38100" rtlCol="0" anchor="ctr" upright="0">
+      <a:bodyPr rot="0" spcFirstLastPara="1" vertOverflow="overflow" horzOverflow="overflow" vert="horz" wrap="square" lIns="45718" tIns="45718" rIns="45718" bIns="45718" numCol="1" spcCol="38100" rtlCol="0" anchor="ctr" upright="0">
         <a:spAutoFit/>
       </a:bodyPr>
       <a:lstStyle>
@@ -2934,10 +4415,10 @@
             </a:solidFill>
             <a:effectLst/>
             <a:uFillTx/>
-            <a:latin typeface="Cambria"/>
-            <a:ea typeface="Cambria"/>
-            <a:cs typeface="Cambria"/>
-            <a:sym typeface="Cambria"/>
+            <a:latin typeface="+mn-lt"/>
+            <a:ea typeface="+mn-ea"/>
+            <a:cs typeface="+mn-cs"/>
+            <a:sym typeface="Helvetica Neue"/>
           </a:defRPr>
         </a:defPPr>
         <a:lvl1pPr marL="0" marR="0" indent="0" algn="l" defTabSz="914400" rtl="0" fontAlgn="auto" latinLnBrk="1" hangingPunct="0">
@@ -3193,9 +4674,9 @@
           <a:round/>
         </a:ln>
         <a:effectLst>
-          <a:outerShdw sx="100000" sy="100000" kx="0" ky="0" algn="b" rotWithShape="0" blurRad="38100" dist="20000" dir="5400000">
+          <a:outerShdw sx="100000" sy="100000" kx="0" ky="0" algn="b" rotWithShape="0" blurRad="38100" dist="23000" dir="5400000">
             <a:srgbClr val="000000">
-              <a:alpha val="38000"/>
+              <a:alpha val="35000"/>
             </a:srgbClr>
           </a:outerShdw>
         </a:effectLst>
@@ -3483,7 +4964,7 @@
         <a:effectLst/>
         <a:sp3d/>
       </a:spPr>
-      <a:bodyPr rot="0" spcFirstLastPara="1" vertOverflow="overflow" horzOverflow="overflow" vert="horz" wrap="square" lIns="45719" tIns="45719" rIns="45719" bIns="45719" numCol="1" spcCol="38100" rtlCol="0" anchor="t" upright="0">
+      <a:bodyPr rot="0" spcFirstLastPara="1" vertOverflow="overflow" horzOverflow="overflow" vert="horz" wrap="square" lIns="45718" tIns="45718" rIns="45718" bIns="45718" numCol="1" spcCol="38100" rtlCol="0" anchor="t" upright="0">
         <a:spAutoFit/>
       </a:bodyPr>
       <a:lstStyle>
@@ -3511,10 +4992,10 @@
             </a:solidFill>
             <a:effectLst/>
             <a:uFillTx/>
-            <a:latin typeface="Cambria"/>
-            <a:ea typeface="Cambria"/>
-            <a:cs typeface="Cambria"/>
-            <a:sym typeface="Cambria"/>
+            <a:latin typeface="+mn-lt"/>
+            <a:ea typeface="+mn-ea"/>
+            <a:cs typeface="+mn-cs"/>
+            <a:sym typeface="Helvetica Neue"/>
           </a:defRPr>
         </a:defPPr>
         <a:lvl1pPr marL="0" marR="0" indent="0" algn="l" defTabSz="914400" rtl="0" fontAlgn="auto" latinLnBrk="1" hangingPunct="0">
